--- a/docs/content/getting_started/getting_started_activity.docx
+++ b/docs/content/getting_started/getting_started_activity.docx
@@ -7,7 +7,7 @@
         <w:pStyle w:val="Title"/>
       </w:pPr>
       <w:r>
-        <w:t xml:space="preserve">Getting Started</w:t>
+        <w:t xml:space="preserve">Activity: Getting Started</w:t>
       </w:r>
     </w:p>
     <w:p>
@@ -26,13 +26,13 @@
         <w:t xml:space="preserve">Bill Perry</w:t>
       </w:r>
     </w:p>
-    <w:bookmarkStart w:id="10" w:name="worksheet-1-getting-started"/>
+    <w:bookmarkStart w:id="10" w:name="worksheet-getting-started"/>
     <w:p>
       <w:pPr>
         <w:pStyle w:val="Heading1"/>
       </w:pPr>
       <w:r>
-        <w:t xml:space="preserve">Worksheet 1: Getting Started</w:t>
+        <w:t xml:space="preserve">Worksheet: Getting Started</w:t>
       </w:r>
     </w:p>
     <w:p>
@@ -589,7 +589,7 @@
         <w:t xml:space="preserve"> </w:t>
       </w:r>
       <w:r>
-        <w:t xml:space="preserve">Leave this copy alone — it is raw data. We will read it but never overwrite it. (Your own field data will get cleaned up and added here starting in Module 2.)</w:t>
+        <w:t xml:space="preserve">Leave this copy alone — it is raw data. We will read it but never overwrite it. (Your own field data will get cleaned up and added here starting in Wrangling Your Data.)</w:t>
       </w:r>
     </w:p>
     <w:p>
@@ -7769,7 +7769,7 @@
       <w:b/>
       <w:color w:themeColor="accent1" w:themeShade="BF" w:val="0F4761"/>
       <w:sz w:val="28"/>
-      <w:szCs w:val="40"/>
+      <w:szCs w:val="28"/>
     </w:rPr>
   </w:style>
   <w:style w:styleId="Heading2" w:type="paragraph">
@@ -7791,7 +7791,7 @@
     <w:rPr>
       <w:rFonts w:asciiTheme="majorHAnsi" w:cstheme="majorBidi" w:eastAsiaTheme="majorEastAsia" w:hAnsiTheme="majorHAnsi"/>
       <w:color w:themeColor="accent1" w:themeShade="BF" w:val="0F4761"/>
-      <w:szCs w:val="32"/>
+      <w:szCs w:val="28"/>
     </w:rPr>
   </w:style>
   <w:style w:styleId="Heading3" w:type="paragraph">
@@ -8103,8 +8103,8 @@
       <w:rFonts w:asciiTheme="majorHAnsi" w:cstheme="majorBidi" w:eastAsiaTheme="majorEastAsia" w:hAnsiTheme="majorHAnsi"/>
       <w:spacing w:val="-10"/>
       <w:kern w:val="28"/>
-      <w:sz w:val="56"/>
-      <w:szCs w:val="56"/>
+      <w:sz w:val="28"/>
+      <w:szCs w:val="28"/>
     </w:rPr>
   </w:style>
   <w:style w:customStyle="1" w:styleId="TitleChar" w:type="character">
@@ -8117,8 +8117,8 @@
       <w:rFonts w:asciiTheme="majorHAnsi" w:cstheme="majorBidi" w:eastAsiaTheme="majorEastAsia" w:hAnsiTheme="majorHAnsi"/>
       <w:spacing w:val="-10"/>
       <w:kern w:val="28"/>
-      <w:sz w:val="56"/>
-      <w:szCs w:val="56"/>
+      <w:sz w:val="28"/>
+      <w:szCs w:val="28"/>
     </w:rPr>
   </w:style>
   <w:style w:styleId="Subtitle" w:type="paragraph">

--- a/docs/content/getting_started/getting_started_activity.docx
+++ b/docs/content/getting_started/getting_started_activity.docx
@@ -124,7 +124,7 @@
           <w:b/>
           <w:bCs/>
         </w:rPr>
-        <w:t xml:space="preserve">Part 14 (Going further)</w:t>
+        <w:t xml:space="preserve">Part 15 (Going further)</w:t>
       </w:r>
       <w:r>
         <w:t xml:space="preserve"> </w:t>
@@ -178,7 +178,7 @@
           <w:b/>
           <w:bCs/>
         </w:rPr>
-        <w:t xml:space="preserve">sheltered/lee</w:t>
+        <w:t xml:space="preserve">shady</w:t>
       </w:r>
       <w:r>
         <w:t xml:space="preserve"> </w:t>
@@ -194,7 +194,7 @@
           <w:b/>
           <w:bCs/>
         </w:rPr>
-        <w:t xml:space="preserve">exposed/windward</w:t>
+        <w:t xml:space="preserve">sunny</w:t>
       </w:r>
       <w:r>
         <w:t xml:space="preserve"> </w:t>
@@ -279,6 +279,9 @@
         <w:br/>
       </w:r>
       <w:r>
+        <w:br/>
+      </w:r>
+      <w:r>
         <w:rPr>
           <w:rStyle w:val="VerbatimChar"/>
         </w:rPr>
@@ -339,6 +342,12 @@
         <w:br/>
       </w:r>
       <w:r>
+        <w:br/>
+      </w:r>
+      <w:r>
+        <w:br/>
+      </w:r>
+      <w:r>
         <w:rPr>
           <w:rStyle w:val="VerbatimChar"/>
         </w:rPr>
@@ -377,6 +386,12 @@
         <w:br/>
       </w:r>
       <w:r>
+        <w:br/>
+      </w:r>
+      <w:r>
+        <w:br/>
+      </w:r>
+      <w:r>
         <w:rPr>
           <w:rStyle w:val="VerbatimChar"/>
         </w:rPr>
@@ -386,6 +401,12 @@
         <w:br/>
       </w:r>
       <w:r>
+        <w:br/>
+      </w:r>
+      <w:r>
+        <w:br/>
+      </w:r>
+      <w:r>
         <w:rPr>
           <w:rStyle w:val="VerbatimChar"/>
         </w:rPr>
@@ -395,10 +416,16 @@
         <w:br/>
       </w:r>
       <w:r>
-        <w:rPr>
-          <w:rStyle w:val="VerbatimChar"/>
-        </w:rPr>
-        <w:t xml:space="preserve">Label convention (n/s? lee/wind?):</w:t>
+        <w:br/>
+      </w:r>
+      <w:r>
+        <w:br/>
+      </w:r>
+      <w:r>
+        <w:rPr>
+          <w:rStyle w:val="VerbatimChar"/>
+        </w:rPr>
+        <w:t xml:space="preserve">Label convention (n/s? shady/sunny?):</w:t>
       </w:r>
     </w:p>
     <w:p>
@@ -649,13 +676,1402 @@
     </w:p>
     <w:bookmarkEnd w:id="15"/>
     <w:bookmarkEnd w:id="16"/>
-    <w:bookmarkStart w:id="17" w:name="part-3-orient-yourself-in-positron"/>
+    <w:bookmarkStart w:id="27" w:name="part-3-enter-your-data-in-excel"/>
     <w:p>
       <w:pPr>
         <w:pStyle w:val="Heading1"/>
       </w:pPr>
       <w:r>
-        <w:t xml:space="preserve">Part 3 · Orient yourself in Positron</w:t>
+        <w:t xml:space="preserve">Part 3 · Enter your data in Excel</w:t>
+      </w:r>
+    </w:p>
+    <w:p>
+      <w:pPr>
+        <w:pStyle w:val="FirstParagraph"/>
+      </w:pPr>
+      <w:r>
+        <w:t xml:space="preserve">Before R ever sees your numbers, they have to get from your field notes into a spreadsheet. How you do that now determines how much pain you’re in later — so we do it deliberately.</w:t>
+      </w:r>
+    </w:p>
+    <w:bookmarkStart w:id="17" w:name="set-up-your-header-row-first"/>
+    <w:p>
+      <w:pPr>
+        <w:pStyle w:val="Heading3"/>
+      </w:pPr>
+      <w:r>
+        <w:t xml:space="preserve">Set up your header row first</w:t>
+      </w:r>
+    </w:p>
+    <w:p>
+      <w:pPr>
+        <w:pStyle w:val="FirstParagraph"/>
+      </w:pPr>
+      <w:r>
+        <w:t xml:space="preserve">Open Excel and make</w:t>
+      </w:r>
+      <w:r>
+        <w:t xml:space="preserve"> </w:t>
+      </w:r>
+      <w:r>
+        <w:rPr>
+          <w:b/>
+          <w:bCs/>
+        </w:rPr>
+        <w:t xml:space="preserve">row 1</w:t>
+      </w:r>
+      <w:r>
+        <w:t xml:space="preserve"> </w:t>
+      </w:r>
+      <w:r>
+        <w:t xml:space="preserve">your column headers — nothing else goes in that row. Use the same</w:t>
+      </w:r>
+      <w:r>
+        <w:t xml:space="preserve"> </w:t>
+      </w:r>
+      <w:r>
+        <w:rPr>
+          <w:b/>
+          <w:bCs/>
+        </w:rPr>
+        <w:t xml:space="preserve">controlled vocabulary</w:t>
+      </w:r>
+      <w:r>
+        <w:t xml:space="preserve"> </w:t>
+      </w:r>
+      <w:r>
+        <w:t xml:space="preserve">your group already agreed on in Part 1, written the</w:t>
+      </w:r>
+      <w:r>
+        <w:t xml:space="preserve"> </w:t>
+      </w:r>
+      <w:r>
+        <w:rPr>
+          <w:rStyle w:val="VerbatimChar"/>
+        </w:rPr>
+        <w:t xml:space="preserve">lower_snake_case</w:t>
+      </w:r>
+      <w:r>
+        <w:t xml:space="preserve"> </w:t>
+      </w:r>
+      <w:r>
+        <w:t xml:space="preserve">way (no spaces, no units hidden in the text):</w:t>
+      </w:r>
+    </w:p>
+    <w:tbl>
+      <w:tblPr>
+        <w:tblStyle w:val="Table"/>
+        <w:tblW w:type="auto" w:w="0"/>
+        <w:tblLook w:firstRow="1" w:lastRow="0" w:firstColumn="0" w:lastColumn="0" w:noHBand="0" w:noVBand="0" w:val="0020"/>
+      </w:tblPr>
+      <w:tblGrid>
+        <w:gridCol w:w="3960"/>
+        <w:gridCol w:w="3960"/>
+      </w:tblGrid>
+      <w:tr>
+        <w:trPr>
+          <w:tblHeader w:val="on"/>
+        </w:trPr>
+        <w:tc>
+          <w:tcPr/>
+          <w:p>
+            <w:pPr>
+              <w:pStyle w:val="Compact"/>
+            </w:pPr>
+            <w:r>
+              <w:t xml:space="preserve">Column</w:t>
+            </w:r>
+          </w:p>
+        </w:tc>
+        <w:tc>
+          <w:tcPr/>
+          <w:p>
+            <w:pPr>
+              <w:pStyle w:val="Compact"/>
+            </w:pPr>
+            <w:r>
+              <w:t xml:space="preserve">What goes in it</w:t>
+            </w:r>
+          </w:p>
+        </w:tc>
+      </w:tr>
+      <w:tr>
+        <w:tc>
+          <w:tcPr/>
+          <w:p>
+            <w:pPr>
+              <w:pStyle w:val="Compact"/>
+            </w:pPr>
+            <w:r>
+              <w:rPr>
+                <w:rStyle w:val="VerbatimChar"/>
+              </w:rPr>
+              <w:t xml:space="preserve">date</w:t>
+            </w:r>
+          </w:p>
+        </w:tc>
+        <w:tc>
+          <w:tcPr/>
+          <w:p>
+            <w:pPr>
+              <w:pStyle w:val="Compact"/>
+            </w:pPr>
+            <w:r>
+              <w:t xml:space="preserve">the date you collected, one format for everyone</w:t>
+            </w:r>
+          </w:p>
+        </w:tc>
+      </w:tr>
+      <w:tr>
+        <w:tc>
+          <w:tcPr/>
+          <w:p>
+            <w:pPr>
+              <w:pStyle w:val="Compact"/>
+            </w:pPr>
+            <w:r>
+              <w:rPr>
+                <w:rStyle w:val="VerbatimChar"/>
+              </w:rPr>
+              <w:t xml:space="preserve">group</w:t>
+            </w:r>
+          </w:p>
+        </w:tc>
+        <w:tc>
+          <w:tcPr/>
+          <w:p>
+            <w:pPr>
+              <w:pStyle w:val="Compact"/>
+            </w:pPr>
+            <w:r>
+              <w:t xml:space="preserve">your field team’s name</w:t>
+            </w:r>
+          </w:p>
+        </w:tc>
+      </w:tr>
+      <w:tr>
+        <w:tc>
+          <w:tcPr/>
+          <w:p>
+            <w:pPr>
+              <w:pStyle w:val="Compact"/>
+            </w:pPr>
+            <w:r>
+              <w:rPr>
+                <w:rStyle w:val="VerbatimChar"/>
+              </w:rPr>
+              <w:t xml:space="preserve">n_s</w:t>
+            </w:r>
+          </w:p>
+        </w:tc>
+        <w:tc>
+          <w:tcPr/>
+          <w:p>
+            <w:pPr>
+              <w:pStyle w:val="Compact"/>
+            </w:pPr>
+            <w:r>
+              <w:rPr>
+                <w:rStyle w:val="VerbatimChar"/>
+              </w:rPr>
+              <w:t xml:space="preserve">n</w:t>
+            </w:r>
+            <w:r>
+              <w:t xml:space="preserve"> </w:t>
+            </w:r>
+            <w:r>
+              <w:t xml:space="preserve">or</w:t>
+            </w:r>
+            <w:r>
+              <w:t xml:space="preserve"> </w:t>
+            </w:r>
+            <w:r>
+              <w:rPr>
+                <w:rStyle w:val="VerbatimChar"/>
+              </w:rPr>
+              <w:t xml:space="preserve">s</w:t>
+            </w:r>
+            <w:r>
+              <w:t xml:space="preserve"> </w:t>
+            </w:r>
+            <w:r>
+              <w:t xml:space="preserve">— which compass side</w:t>
+            </w:r>
+          </w:p>
+        </w:tc>
+      </w:tr>
+      <w:tr>
+        <w:tc>
+          <w:tcPr/>
+          <w:p>
+            <w:pPr>
+              <w:pStyle w:val="Compact"/>
+            </w:pPr>
+            <w:r>
+              <w:rPr>
+                <w:rStyle w:val="VerbatimChar"/>
+              </w:rPr>
+              <w:t xml:space="preserve">sun</w:t>
+            </w:r>
+          </w:p>
+        </w:tc>
+        <w:tc>
+          <w:tcPr/>
+          <w:p>
+            <w:pPr>
+              <w:pStyle w:val="Compact"/>
+            </w:pPr>
+            <w:r>
+              <w:rPr>
+                <w:rStyle w:val="VerbatimChar"/>
+              </w:rPr>
+              <w:t xml:space="preserve">shady</w:t>
+            </w:r>
+            <w:r>
+              <w:t xml:space="preserve"> </w:t>
+            </w:r>
+            <w:r>
+              <w:t xml:space="preserve">or</w:t>
+            </w:r>
+            <w:r>
+              <w:t xml:space="preserve"> </w:t>
+            </w:r>
+            <w:r>
+              <w:rPr>
+                <w:rStyle w:val="VerbatimChar"/>
+              </w:rPr>
+              <w:t xml:space="preserve">sunny</w:t>
+            </w:r>
+            <w:r>
+              <w:t xml:space="preserve"> </w:t>
+            </w:r>
+            <w:r>
+              <w:t xml:space="preserve">— light exposure</w:t>
+            </w:r>
+          </w:p>
+        </w:tc>
+      </w:tr>
+      <w:tr>
+        <w:tc>
+          <w:tcPr/>
+          <w:p>
+            <w:pPr>
+              <w:pStyle w:val="Compact"/>
+            </w:pPr>
+            <w:r>
+              <w:rPr>
+                <w:rStyle w:val="VerbatimChar"/>
+              </w:rPr>
+              <w:t xml:space="preserve">tree_no</w:t>
+            </w:r>
+          </w:p>
+        </w:tc>
+        <w:tc>
+          <w:tcPr/>
+          <w:p>
+            <w:pPr>
+              <w:pStyle w:val="Compact"/>
+            </w:pPr>
+            <w:r>
+              <w:t xml:space="preserve">which tree, as a number</w:t>
+            </w:r>
+          </w:p>
+        </w:tc>
+      </w:tr>
+      <w:tr>
+        <w:tc>
+          <w:tcPr/>
+          <w:p>
+            <w:pPr>
+              <w:pStyle w:val="Compact"/>
+            </w:pPr>
+            <w:r>
+              <w:rPr>
+                <w:rStyle w:val="VerbatimChar"/>
+              </w:rPr>
+              <w:t xml:space="preserve">length_mm</w:t>
+            </w:r>
+          </w:p>
+        </w:tc>
+        <w:tc>
+          <w:tcPr/>
+          <w:p>
+            <w:pPr>
+              <w:pStyle w:val="Compact"/>
+            </w:pPr>
+            <w:r>
+              <w:t xml:space="preserve">the needle length, in millimeters, numbers only</w:t>
+            </w:r>
+          </w:p>
+        </w:tc>
+      </w:tr>
+    </w:tbl>
+    <w:p>
+      <w:pPr>
+        <w:pStyle w:val="BlockText"/>
+      </w:pPr>
+      <w:r>
+        <w:t xml:space="preserve">⚠️</w:t>
+      </w:r>
+      <w:r>
+        <w:t xml:space="preserve"> </w:t>
+      </w:r>
+      <w:r>
+        <w:rPr>
+          <w:b/>
+          <w:bCs/>
+        </w:rPr>
+        <w:t xml:space="preserve">Watch out!</w:t>
+      </w:r>
+      <w:r>
+        <w:t xml:space="preserve"> </w:t>
+      </w:r>
+      <w:r>
+        <w:rPr>
+          <w:rStyle w:val="VerbatimChar"/>
+        </w:rPr>
+        <w:t xml:space="preserve">Needle Length (mm)</w:t>
+      </w:r>
+      <w:r>
+        <w:t xml:space="preserve"> </w:t>
+      </w:r>
+      <w:r>
+        <w:t xml:space="preserve">and</w:t>
+      </w:r>
+      <w:r>
+        <w:t xml:space="preserve"> </w:t>
+      </w:r>
+      <w:r>
+        <w:rPr>
+          <w:rStyle w:val="VerbatimChar"/>
+        </w:rPr>
+        <w:t xml:space="preserve">length_mm</w:t>
+      </w:r>
+      <w:r>
+        <w:t xml:space="preserve"> </w:t>
+      </w:r>
+      <w:r>
+        <w:t xml:space="preserve">look equally clear to a human — only one of them is a header R can use without a fight. Spaces, parentheses, and units in the header text all cause problems later.</w:t>
+      </w:r>
+    </w:p>
+    <w:bookmarkEnd w:id="17"/>
+    <w:bookmarkStart w:id="21" w:name="one-row-one-measurement"/>
+    <w:p>
+      <w:pPr>
+        <w:pStyle w:val="Heading3"/>
+      </w:pPr>
+      <w:r>
+        <w:t xml:space="preserve">One row = one measurement</w:t>
+      </w:r>
+    </w:p>
+    <w:p>
+      <w:pPr>
+        <w:pStyle w:val="FirstParagraph"/>
+      </w:pPr>
+      <w:r>
+        <w:t xml:space="preserve">This is the part people get wrong under time pressure:</w:t>
+      </w:r>
+      <w:r>
+        <w:t xml:space="preserve"> </w:t>
+      </w:r>
+      <w:r>
+        <w:rPr>
+          <w:b/>
+          <w:bCs/>
+        </w:rPr>
+        <w:t xml:space="preserve">every single needle you measured gets its own row.</w:t>
+      </w:r>
+      <w:r>
+        <w:t xml:space="preserve"> </w:t>
+      </w:r>
+      <w:r>
+        <w:t xml:space="preserve">Not one row per tree with six length columns crammed in — one row</w:t>
+      </w:r>
+      <w:r>
+        <w:t xml:space="preserve"> </w:t>
+      </w:r>
+      <w:r>
+        <w:rPr>
+          <w:i/>
+          <w:iCs/>
+        </w:rPr>
+        <w:t xml:space="preserve">per needle</w:t>
+      </w:r>
+      <w:r>
+        <w:t xml:space="preserve">, with</w:t>
+      </w:r>
+      <w:r>
+        <w:t xml:space="preserve"> </w:t>
+      </w:r>
+      <w:r>
+        <w:rPr>
+          <w:rStyle w:val="VerbatimChar"/>
+        </w:rPr>
+        <w:t xml:space="preserve">tree_no</w:t>
+      </w:r>
+      <w:r>
+        <w:t xml:space="preserve">,</w:t>
+      </w:r>
+      <w:r>
+        <w:t xml:space="preserve"> </w:t>
+      </w:r>
+      <w:r>
+        <w:rPr>
+          <w:rStyle w:val="VerbatimChar"/>
+        </w:rPr>
+        <w:t xml:space="preserve">n_s</w:t>
+      </w:r>
+      <w:r>
+        <w:t xml:space="preserve">, and</w:t>
+      </w:r>
+      <w:r>
+        <w:t xml:space="preserve"> </w:t>
+      </w:r>
+      <w:r>
+        <w:rPr>
+          <w:rStyle w:val="VerbatimChar"/>
+        </w:rPr>
+        <w:t xml:space="preserve">sun</w:t>
+      </w:r>
+      <w:r>
+        <w:t xml:space="preserve"> </w:t>
+      </w:r>
+      <w:r>
+        <w:t xml:space="preserve">repeated on every row that needle belongs to. Yes, that means typing</w:t>
+      </w:r>
+      <w:r>
+        <w:t xml:space="preserve"> </w:t>
+      </w:r>
+      <w:r>
+        <w:rPr>
+          <w:rStyle w:val="VerbatimChar"/>
+        </w:rPr>
+        <w:t xml:space="preserve">n</w:t>
+      </w:r>
+      <w:r>
+        <w:t xml:space="preserve"> </w:t>
+      </w:r>
+      <w:r>
+        <w:t xml:space="preserve">and</w:t>
+      </w:r>
+      <w:r>
+        <w:t xml:space="preserve"> </w:t>
+      </w:r>
+      <w:r>
+        <w:rPr>
+          <w:rStyle w:val="VerbatimChar"/>
+        </w:rPr>
+        <w:t xml:space="preserve">shady</w:t>
+      </w:r>
+      <w:r>
+        <w:t xml:space="preserve"> </w:t>
+      </w:r>
+      <w:r>
+        <w:t xml:space="preserve">over and over. That repetition is doing real work — it’s what lets R filter, group, and plot by any of those columns later.</w:t>
+      </w:r>
+    </w:p>
+    <w:tbl>
+      <w:tblPr>
+        <w:tblStyle w:val="Table"/>
+        <w:tblLook w:firstRow="0" w:lastRow="0" w:firstColumn="0" w:lastColumn="0" w:noHBand="0" w:noVBand="0" w:val="0000"/>
+        <w:tblBorders>
+          <w:top w:val="single" w:sz="4" w:space="0" w:color="EB9113"/>
+          <w:left w:val="single" w:sz="24" w:space="0" w:color="EB9113"/>
+          <w:bottom w:val="single" w:sz="4" w:space="0" w:color="EB9113"/>
+          <w:right w:val="single" w:sz="4" w:space="0" w:color="EB9113"/>
+        </w:tblBorders>
+        <w:tblCellMar>
+          <w:left w:w="144" w:type="dxa"/>
+          <w:right w:w="144" w:type="dxa"/>
+        </w:tblCellMar>
+        <w:tblLook w:firstRow="0" w:lastRow="0" w:firstColumn="0" w:lastColumn="0" w:noHBand="0" w:noVBand="0" w:val="0000"/>
+      </w:tblPr>
+      <w:tr>
+        <w:trPr>
+          <w:cantSplit/>
+        </w:trPr>
+        <w:tc>
+          <w:tcPr>
+            <w:shd w:color="auto" w:fill="fcefdc" w:val="clear"/>
+            <w:tcMar>
+              <w:top w:w="92" w:type="dxa"/>
+              <w:bottom w:w="92" w:type="dxa"/>
+            </w:tcMar>
+          </w:tcPr>
+          <w:p>
+            <w:pPr>
+              <w:pStyle w:val="BodyText"/>
+            </w:pPr>
+            <w:pPr>
+              <w:spacing w:before="0" w:after="0"/>
+              <w:textAlignment w:val="center"/>
+            </w:pPr>
+            <w:r>
+              <w:drawing>
+                <wp:inline>
+                  <wp:extent cx="152400" cy="152400"/>
+                  <wp:effectExtent b="0" l="0" r="0" t="0"/>
+                  <wp:docPr descr="" title="" id="19" name="Picture"/>
+                  <a:graphic>
+                    <a:graphicData uri="http://schemas.openxmlformats.org/drawingml/2006/picture">
+                      <pic:pic>
+                        <pic:nvPicPr>
+                          <pic:cNvPr descr="/Applications/Positron.app/Contents/Resources/app/quarto/share/formats/docx/warning.png" id="20" name="Picture"/>
+                          <pic:cNvPicPr>
+                            <a:picLocks noChangeArrowheads="1" noChangeAspect="1"/>
+                          </pic:cNvPicPr>
+                        </pic:nvPicPr>
+                        <pic:blipFill>
+                          <a:blip r:embed="rId18"/>
+                          <a:stretch>
+                            <a:fillRect/>
+                          </a:stretch>
+                        </pic:blipFill>
+                        <pic:spPr bwMode="auto">
+                          <a:xfrm>
+                            <a:off x="0" y="0"/>
+                            <a:ext cx="152400" cy="152400"/>
+                          </a:xfrm>
+                          <a:prstGeom prst="rect">
+                            <a:avLst/>
+                          </a:prstGeom>
+                          <a:noFill/>
+                          <a:ln w="9525">
+                            <a:noFill/>
+                            <a:headEnd/>
+                            <a:tailEnd/>
+                          </a:ln>
+                        </pic:spPr>
+                      </pic:pic>
+                    </a:graphicData>
+                  </a:graphic>
+                </wp:inline>
+              </w:drawing>
+            </w:r>
+            <w:r>
+              <w:t xml:space="preserve"> </w:t>
+            </w:r>
+            <w:r>
+              <w:t xml:space="preserve"> </w:t>
+            </w:r>
+            <w:r>
+              <w:t xml:space="preserve">Warning</w:t>
+            </w:r>
+          </w:p>
+        </w:tc>
+      </w:tr>
+      <w:tr>
+        <w:trPr>
+          <w:cantSplit/>
+        </w:trPr>
+        <w:tc>
+          <w:tcPr>
+            <w:tcMar>
+              <w:top w:w="108" w:type="dxa"/>
+              <w:bottom w:w="108" w:type="dxa"/>
+            </w:tcMar>
+          </w:tcPr>
+          <w:p>
+            <w:pPr>
+              <w:pStyle w:val="BodyText"/>
+            </w:pPr>
+            <w:pPr>
+              <w:spacing w:before="16"/>
+            </w:pPr>
+            <w:r>
+              <w:rPr>
+                <w:b/>
+                <w:bCs/>
+              </w:rPr>
+              <w:t xml:space="preserve">⚠️ Watch out! — Common Excel data-entry mistakes</w:t>
+            </w:r>
+          </w:p>
+          <w:p>
+            <w:pPr>
+              <w:pStyle w:val="Compact"/>
+              <w:numPr>
+                <w:ilvl w:val="0"/>
+                <w:numId w:val="1002"/>
+              </w:numPr>
+            </w:pPr>
+            <w:r>
+              <w:rPr>
+                <w:b/>
+                <w:bCs/>
+              </w:rPr>
+              <w:t xml:space="preserve">Merged cells.</w:t>
+            </w:r>
+            <w:r>
+              <w:t xml:space="preserve"> </w:t>
+            </w:r>
+            <w:r>
+              <w:t xml:space="preserve">They look nice, they break every import. Never merge.</w:t>
+            </w:r>
+          </w:p>
+          <w:p>
+            <w:pPr>
+              <w:pStyle w:val="Compact"/>
+              <w:numPr>
+                <w:ilvl w:val="0"/>
+                <w:numId w:val="1002"/>
+              </w:numPr>
+            </w:pPr>
+            <w:r>
+              <w:rPr>
+                <w:b/>
+                <w:bCs/>
+              </w:rPr>
+              <w:t xml:space="preserve">Blank rows or blank columns</w:t>
+            </w:r>
+            <w:r>
+              <w:t xml:space="preserve"> </w:t>
+            </w:r>
+            <w:r>
+              <w:t xml:space="preserve">used as visual spacers. R reads them as missing data, not as whitespace.</w:t>
+            </w:r>
+          </w:p>
+          <w:p>
+            <w:pPr>
+              <w:pStyle w:val="Compact"/>
+              <w:numPr>
+                <w:ilvl w:val="0"/>
+                <w:numId w:val="1002"/>
+              </w:numPr>
+            </w:pPr>
+            <w:r>
+              <w:rPr>
+                <w:b/>
+                <w:bCs/>
+              </w:rPr>
+              <w:t xml:space="preserve">More than one header row</w:t>
+            </w:r>
+            <w:r>
+              <w:t xml:space="preserve">, or notes typed above row 1. R will try to read your note as a column name.</w:t>
+            </w:r>
+          </w:p>
+          <w:p>
+            <w:pPr>
+              <w:pStyle w:val="Compact"/>
+              <w:numPr>
+                <w:ilvl w:val="0"/>
+                <w:numId w:val="1002"/>
+              </w:numPr>
+            </w:pPr>
+            <w:r>
+              <w:rPr>
+                <w:b/>
+                <w:bCs/>
+              </w:rPr>
+              <w:t xml:space="preserve">Numbers stored as text.</w:t>
+            </w:r>
+            <w:r>
+              <w:t xml:space="preserve"> </w:t>
+            </w:r>
+            <w:r>
+              <w:rPr>
+                <w:rStyle w:val="VerbatimChar"/>
+              </w:rPr>
+              <w:t xml:space="preserve">20 mm</w:t>
+            </w:r>
+            <w:r>
+              <w:t xml:space="preserve"> </w:t>
+            </w:r>
+            <w:r>
+              <w:t xml:space="preserve">in a cell is text;</w:t>
+            </w:r>
+            <w:r>
+              <w:t xml:space="preserve"> </w:t>
+            </w:r>
+            <w:r>
+              <w:rPr>
+                <w:rStyle w:val="VerbatimChar"/>
+              </w:rPr>
+              <w:t xml:space="preserve">20</w:t>
+            </w:r>
+            <w:r>
+              <w:t xml:space="preserve"> </w:t>
+            </w:r>
+            <w:r>
+              <w:t xml:space="preserve">is a number. Keep units in the</w:t>
+            </w:r>
+            <w:r>
+              <w:t xml:space="preserve"> </w:t>
+            </w:r>
+            <w:r>
+              <w:rPr>
+                <w:i/>
+                <w:iCs/>
+              </w:rPr>
+              <w:t xml:space="preserve">header</w:t>
+            </w:r>
+            <w:r>
+              <w:t xml:space="preserve">, not in the cell.</w:t>
+            </w:r>
+          </w:p>
+          <w:p>
+            <w:pPr>
+              <w:pStyle w:val="Compact"/>
+              <w:numPr>
+                <w:ilvl w:val="0"/>
+                <w:numId w:val="1002"/>
+              </w:numPr>
+            </w:pPr>
+            <w:r>
+              <w:rPr>
+                <w:b/>
+                <w:bCs/>
+              </w:rPr>
+              <w:t xml:space="preserve">Inconsistent spelling of the same category</w:t>
+            </w:r>
+            <w:r>
+              <w:t xml:space="preserve"> </w:t>
+            </w:r>
+            <w:r>
+              <w:t xml:space="preserve">—</w:t>
+            </w:r>
+            <w:r>
+              <w:t xml:space="preserve"> </w:t>
+            </w:r>
+            <w:r>
+              <w:rPr>
+                <w:rStyle w:val="VerbatimChar"/>
+              </w:rPr>
+              <w:t xml:space="preserve">Sunny</w:t>
+            </w:r>
+            <w:r>
+              <w:t xml:space="preserve">,</w:t>
+            </w:r>
+            <w:r>
+              <w:t xml:space="preserve"> </w:t>
+            </w:r>
+            <w:r>
+              <w:rPr>
+                <w:rStyle w:val="VerbatimChar"/>
+              </w:rPr>
+              <w:t xml:space="preserve">sunny</w:t>
+            </w:r>
+            <w:r>
+              <w:t xml:space="preserve"> </w:t>
+            </w:r>
+            <w:r>
+              <w:t xml:space="preserve">(trailing space), and</w:t>
+            </w:r>
+            <w:r>
+              <w:t xml:space="preserve"> </w:t>
+            </w:r>
+            <w:r>
+              <w:rPr>
+                <w:rStyle w:val="VerbatimChar"/>
+              </w:rPr>
+              <w:t xml:space="preserve">sun</w:t>
+            </w:r>
+            <w:r>
+              <w:t xml:space="preserve"> </w:t>
+            </w:r>
+            <w:r>
+              <w:t xml:space="preserve">are three different values to R, even though they mean the same thing to you.</w:t>
+            </w:r>
+          </w:p>
+          <w:p>
+            <w:pPr>
+              <w:pStyle w:val="Compact"/>
+              <w:numPr>
+                <w:ilvl w:val="0"/>
+                <w:numId w:val="1002"/>
+              </w:numPr>
+            </w:pPr>
+            <w:r>
+              <w:rPr>
+                <w:b/>
+                <w:bCs/>
+              </w:rPr>
+              <w:t xml:space="preserve">Color-coding instead of a column.</w:t>
+            </w:r>
+            <w:r>
+              <w:t xml:space="preserve"> </w:t>
+            </w:r>
+            <w:r>
+              <w:t xml:space="preserve">Highlighting a row yellow to mean something is invisible to R. If it matters, it needs its own column.</w:t>
+            </w:r>
+          </w:p>
+          <w:p/>
+        </w:tc>
+      </w:tr>
+    </w:tbl>
+    <w:bookmarkEnd w:id="21"/>
+    <w:bookmarkStart w:id="25" w:name="enter-your-groups-data"/>
+    <w:p>
+      <w:pPr>
+        <w:pStyle w:val="Heading3"/>
+      </w:pPr>
+      <w:r>
+        <w:t xml:space="preserve">Enter your group’s data</w:t>
+      </w:r>
+    </w:p>
+    <w:p>
+      <w:pPr>
+        <w:pStyle w:val="FirstParagraph"/>
+      </w:pPr>
+      <w:r>
+        <w:rPr>
+          <w:b/>
+          <w:bCs/>
+        </w:rPr>
+        <w:t xml:space="preserve">▶ Do this now:</w:t>
+      </w:r>
+      <w:r>
+        <w:t xml:space="preserve"> </w:t>
+      </w:r>
+      <w:r>
+        <w:t xml:space="preserve">Using the measurements your group collected today, enter one row per needle into Excel using the header row above.</w:t>
+      </w:r>
+    </w:p>
+    <w:p>
+      <w:pPr>
+        <w:pStyle w:val="BodyText"/>
+      </w:pPr>
+      <w:r>
+        <w:t xml:space="preserve">✏️</w:t>
+      </w:r>
+      <w:r>
+        <w:t xml:space="preserve"> </w:t>
+      </w:r>
+      <w:r>
+        <w:rPr>
+          <w:b/>
+          <w:bCs/>
+        </w:rPr>
+        <w:t xml:space="preserve">Your turn:</w:t>
+      </w:r>
+      <w:r>
+        <w:t xml:space="preserve"> </w:t>
+      </w:r>
+      <w:r>
+        <w:t xml:space="preserve">How many rows should your sheet have, if your group measured</w:t>
+      </w:r>
+      <w:r>
+        <w:t xml:space="preserve"> </w:t>
+      </w:r>
+      <w:r>
+        <w:rPr>
+          <w:rStyle w:val="VerbatimChar"/>
+        </w:rPr>
+        <w:t xml:space="preserve">___</w:t>
+      </w:r>
+      <w:r>
+        <w:t xml:space="preserve"> </w:t>
+      </w:r>
+      <w:r>
+        <w:t xml:space="preserve">needles per side, per tree, on</w:t>
+      </w:r>
+      <w:r>
+        <w:t xml:space="preserve"> </w:t>
+      </w:r>
+      <w:r>
+        <w:rPr>
+          <w:rStyle w:val="VerbatimChar"/>
+        </w:rPr>
+        <w:t xml:space="preserve">___</w:t>
+      </w:r>
+      <w:r>
+        <w:t xml:space="preserve"> </w:t>
+      </w:r>
+      <w:r>
+        <w:t xml:space="preserve">trees? Show your arithmetic:</w:t>
+      </w:r>
+      <w:r>
+        <w:t xml:space="preserve"> </w:t>
+      </w:r>
+      <w:r>
+        <w:rPr>
+          <w:rStyle w:val="VerbatimChar"/>
+        </w:rPr>
+        <w:t xml:space="preserve">________________________</w:t>
+      </w:r>
+    </w:p>
+    <w:tbl>
+      <w:tblPr>
+        <w:tblStyle w:val="Table"/>
+        <w:tblLook w:firstRow="0" w:lastRow="0" w:firstColumn="0" w:lastColumn="0" w:noHBand="0" w:noVBand="0" w:val="0000"/>
+        <w:tblBorders>
+          <w:top w:val="single" w:sz="4" w:space="0" w:color="00A047"/>
+          <w:left w:val="single" w:sz="24" w:space="0" w:color="00A047"/>
+          <w:bottom w:val="single" w:sz="4" w:space="0" w:color="00A047"/>
+          <w:right w:val="single" w:sz="4" w:space="0" w:color="00A047"/>
+        </w:tblBorders>
+        <w:tblCellMar>
+          <w:left w:w="144" w:type="dxa"/>
+          <w:right w:w="144" w:type="dxa"/>
+        </w:tblCellMar>
+        <w:tblLook w:firstRow="0" w:lastRow="0" w:firstColumn="0" w:lastColumn="0" w:noHBand="0" w:noVBand="0" w:val="0000"/>
+      </w:tblPr>
+      <w:tr>
+        <w:trPr>
+          <w:cantSplit/>
+        </w:trPr>
+        <w:tc>
+          <w:tcPr>
+            <w:shd w:color="auto" w:fill="ccf1e3" w:val="clear"/>
+            <w:tcMar>
+              <w:top w:w="92" w:type="dxa"/>
+              <w:bottom w:w="92" w:type="dxa"/>
+            </w:tcMar>
+          </w:tcPr>
+          <w:p>
+            <w:pPr>
+              <w:pStyle w:val="BodyText"/>
+            </w:pPr>
+            <w:pPr>
+              <w:spacing w:before="0" w:after="0"/>
+              <w:textAlignment w:val="center"/>
+            </w:pPr>
+            <w:r>
+              <w:drawing>
+                <wp:inline>
+                  <wp:extent cx="152400" cy="152400"/>
+                  <wp:effectExtent b="0" l="0" r="0" t="0"/>
+                  <wp:docPr descr="" title="" id="23" name="Picture"/>
+                  <a:graphic>
+                    <a:graphicData uri="http://schemas.openxmlformats.org/drawingml/2006/picture">
+                      <pic:pic>
+                        <pic:nvPicPr>
+                          <pic:cNvPr descr="/Applications/Positron.app/Contents/Resources/app/quarto/share/formats/docx/tip.png" id="24" name="Picture"/>
+                          <pic:cNvPicPr>
+                            <a:picLocks noChangeArrowheads="1" noChangeAspect="1"/>
+                          </pic:cNvPicPr>
+                        </pic:nvPicPr>
+                        <pic:blipFill>
+                          <a:blip r:embed="rId22"/>
+                          <a:stretch>
+                            <a:fillRect/>
+                          </a:stretch>
+                        </pic:blipFill>
+                        <pic:spPr bwMode="auto">
+                          <a:xfrm>
+                            <a:off x="0" y="0"/>
+                            <a:ext cx="152400" cy="152400"/>
+                          </a:xfrm>
+                          <a:prstGeom prst="rect">
+                            <a:avLst/>
+                          </a:prstGeom>
+                          <a:noFill/>
+                          <a:ln w="9525">
+                            <a:noFill/>
+                            <a:headEnd/>
+                            <a:tailEnd/>
+                          </a:ln>
+                        </pic:spPr>
+                      </pic:pic>
+                    </a:graphicData>
+                  </a:graphic>
+                </wp:inline>
+              </w:drawing>
+            </w:r>
+            <w:r>
+              <w:t xml:space="preserve"> </w:t>
+            </w:r>
+            <w:r>
+              <w:t xml:space="preserve"> </w:t>
+            </w:r>
+            <w:r>
+              <w:t xml:space="preserve">Tip</w:t>
+            </w:r>
+          </w:p>
+        </w:tc>
+      </w:tr>
+      <w:tr>
+        <w:trPr>
+          <w:cantSplit/>
+        </w:trPr>
+        <w:tc>
+          <w:tcPr>
+            <w:tcMar>
+              <w:top w:w="108" w:type="dxa"/>
+              <w:bottom w:w="108" w:type="dxa"/>
+            </w:tcMar>
+          </w:tcPr>
+          <w:p>
+            <w:pPr>
+              <w:pStyle w:val="BodyText"/>
+            </w:pPr>
+            <w:pPr>
+              <w:spacing w:before="16"/>
+            </w:pPr>
+            <w:r>
+              <w:rPr>
+                <w:b/>
+                <w:bCs/>
+              </w:rPr>
+              <w:t xml:space="preserve">🖐 Honest preview — this probably isn’t</w:t>
+            </w:r>
+            <w:r>
+              <w:rPr>
+                <w:b/>
+                <w:bCs/>
+              </w:rPr>
+              <w:t xml:space="preserve"> </w:t>
+            </w:r>
+            <w:r>
+              <w:rPr>
+                <w:b/>
+                <w:bCs/>
+              </w:rPr>
+              <w:t xml:space="preserve">“tidy”</w:t>
+            </w:r>
+            <w:r>
+              <w:rPr>
+                <w:b/>
+                <w:bCs/>
+              </w:rPr>
+              <w:t xml:space="preserve"> </w:t>
+            </w:r>
+            <w:r>
+              <w:rPr>
+                <w:b/>
+                <w:bCs/>
+              </w:rPr>
+              <w:t xml:space="preserve">yet</w:t>
+            </w:r>
+          </w:p>
+          <w:p>
+            <w:pPr>
+              <w:pStyle w:val="BodyText"/>
+            </w:pPr>
+            <w:pPr>
+              <w:spacing w:after="16"/>
+            </w:pPr>
+            <w:r>
+              <w:t xml:space="preserve">Excel</w:t>
+            </w:r>
+            <w:r>
+              <w:t xml:space="preserve"> </w:t>
+            </w:r>
+            <w:r>
+              <w:rPr>
+                <w:i/>
+                <w:iCs/>
+              </w:rPr>
+              <w:t xml:space="preserve">invites</w:t>
+            </w:r>
+            <w:r>
+              <w:t xml:space="preserve"> </w:t>
+            </w:r>
+            <w:r>
+              <w:t xml:space="preserve">you to spread related numbers across columns — one column per tree, or one column per needle. That’s a completely normal way to enter data quickly, and it is</w:t>
+            </w:r>
+            <w:r>
+              <w:t xml:space="preserve"> </w:t>
+            </w:r>
+            <w:r>
+              <w:rPr>
+                <w:b/>
+                <w:bCs/>
+              </w:rPr>
+              <w:t xml:space="preserve">not</w:t>
+            </w:r>
+            <w:r>
+              <w:t xml:space="preserve"> </w:t>
+            </w:r>
+            <w:r>
+              <w:t xml:space="preserve">the same as</w:t>
+            </w:r>
+            <w:r>
+              <w:t xml:space="preserve"> </w:t>
+            </w:r>
+            <w:r>
+              <w:rPr>
+                <w:i/>
+                <w:iCs/>
+              </w:rPr>
+              <w:t xml:space="preserve">tidy data</w:t>
+            </w:r>
+            <w:r>
+              <w:t xml:space="preserve">: the rule (from</w:t>
+            </w:r>
+            <w:r>
+              <w:t xml:space="preserve"> </w:t>
+            </w:r>
+            <w:r>
+              <w:rPr>
+                <w:i/>
+                <w:iCs/>
+              </w:rPr>
+              <w:t xml:space="preserve">R for Data Science</w:t>
+            </w:r>
+            <w:r>
+              <w:t xml:space="preserve">, in the root of this repo) that</w:t>
+            </w:r>
+            <w:r>
+              <w:t xml:space="preserve"> </w:t>
+            </w:r>
+            <w:r>
+              <w:rPr>
+                <w:b/>
+                <w:bCs/>
+              </w:rPr>
+              <w:t xml:space="preserve">every variable is a column, every observation is a row, and every value is a cell.</w:t>
+            </w:r>
+            <w:r>
+              <w:t xml:space="preserve"> </w:t>
+            </w:r>
+            <w:r>
+              <w:t xml:space="preserve">If your sheet doesn’t fully follow that yet, that’s fine — turning a wide, human-friendly layout into a tidy one is exactly what we’ll do with</w:t>
+            </w:r>
+            <w:r>
+              <w:t xml:space="preserve"> </w:t>
+            </w:r>
+            <w:r>
+              <w:rPr>
+                <w:rStyle w:val="VerbatimChar"/>
+              </w:rPr>
+              <w:t xml:space="preserve">pivot_longer()</w:t>
+            </w:r>
+            <w:r>
+              <w:t xml:space="preserve"> </w:t>
+            </w:r>
+            <w:r>
+              <w:t xml:space="preserve">in</w:t>
+            </w:r>
+            <w:r>
+              <w:t xml:space="preserve"> </w:t>
+            </w:r>
+            <w:r>
+              <w:rPr>
+                <w:b/>
+                <w:bCs/>
+              </w:rPr>
+              <w:t xml:space="preserve">Wrangling Your Data</w:t>
+            </w:r>
+            <w:r>
+              <w:t xml:space="preserve">. Today, just get the numbers in accurately.</w:t>
+            </w:r>
+          </w:p>
+          <w:p/>
+        </w:tc>
+      </w:tr>
+    </w:tbl>
+    <w:bookmarkEnd w:id="25"/>
+    <w:bookmarkStart w:id="26" w:name="save-it-both-formats"/>
+    <w:p>
+      <w:pPr>
+        <w:pStyle w:val="Heading3"/>
+      </w:pPr>
+      <w:r>
+        <w:t xml:space="preserve">Save it — both formats</w:t>
+      </w:r>
+    </w:p>
+    <w:p>
+      <w:pPr>
+        <w:pStyle w:val="FirstParagraph"/>
+      </w:pPr>
+      <w:r>
+        <w:rPr>
+          <w:b/>
+          <w:bCs/>
+        </w:rPr>
+        <w:t xml:space="preserve">File → Save As</w:t>
+      </w:r>
+      <w:r>
+        <w:t xml:space="preserve">, into your</w:t>
+      </w:r>
+      <w:r>
+        <w:t xml:space="preserve"> </w:t>
+      </w:r>
+      <w:r>
+        <w:rPr>
+          <w:rStyle w:val="VerbatimChar"/>
+        </w:rPr>
+        <w:t xml:space="preserve">pine_project/data/</w:t>
+      </w:r>
+      <w:r>
+        <w:t xml:space="preserve"> </w:t>
+      </w:r>
+      <w:r>
+        <w:t xml:space="preserve">folder,</w:t>
+      </w:r>
+      <w:r>
+        <w:t xml:space="preserve"> </w:t>
+      </w:r>
+      <w:r>
+        <w:rPr>
+          <w:b/>
+          <w:bCs/>
+        </w:rPr>
+        <w:t xml:space="preserve">twice</w:t>
+      </w:r>
+      <w:r>
+        <w:t xml:space="preserve">:</w:t>
+      </w:r>
+    </w:p>
+    <w:p>
+      <w:pPr>
+        <w:pStyle w:val="Compact"/>
+        <w:numPr>
+          <w:ilvl w:val="0"/>
+          <w:numId w:val="1003"/>
+        </w:numPr>
+      </w:pPr>
+      <w:r>
+        <w:t xml:space="preserve">Once as an Excel workbook (</w:t>
+      </w:r>
+      <w:r>
+        <w:rPr>
+          <w:rStyle w:val="VerbatimChar"/>
+        </w:rPr>
+        <w:t xml:space="preserve">.xlsx</w:t>
+      </w:r>
+      <w:r>
+        <w:t xml:space="preserve">) — keeps any formatting you added.</w:t>
+      </w:r>
+    </w:p>
+    <w:p>
+      <w:pPr>
+        <w:pStyle w:val="Compact"/>
+        <w:numPr>
+          <w:ilvl w:val="0"/>
+          <w:numId w:val="1003"/>
+        </w:numPr>
+      </w:pPr>
+      <w:r>
+        <w:t xml:space="preserve">Once as</w:t>
+      </w:r>
+      <w:r>
+        <w:t xml:space="preserve"> </w:t>
+      </w:r>
+      <w:r>
+        <w:rPr>
+          <w:b/>
+          <w:bCs/>
+        </w:rPr>
+        <w:t xml:space="preserve">CSV UTF-8</w:t>
+      </w:r>
+      <w:r>
+        <w:t xml:space="preserve"> </w:t>
+      </w:r>
+      <w:r>
+        <w:t xml:space="preserve">(</w:t>
+      </w:r>
+      <w:r>
+        <w:rPr>
+          <w:rStyle w:val="VerbatimChar"/>
+        </w:rPr>
+        <w:t xml:space="preserve">.csv</w:t>
+      </w:r>
+      <w:r>
+        <w:t xml:space="preserve">) — plain text, no hidden formatting, and the format every other tool (including R) can read without a special library.</w:t>
+      </w:r>
+    </w:p>
+    <w:p>
+      <w:pPr>
+        <w:pStyle w:val="BlockText"/>
+      </w:pPr>
+      <w:r>
+        <w:t xml:space="preserve">⚠️</w:t>
+      </w:r>
+      <w:r>
+        <w:t xml:space="preserve"> </w:t>
+      </w:r>
+      <w:r>
+        <w:rPr>
+          <w:b/>
+          <w:bCs/>
+        </w:rPr>
+        <w:t xml:space="preserve">Important:</w:t>
+      </w:r>
+      <w:r>
+        <w:t xml:space="preserve"> </w:t>
+      </w:r>
+      <w:r>
+        <w:t xml:space="preserve">Save both into</w:t>
+      </w:r>
+      <w:r>
+        <w:t xml:space="preserve"> </w:t>
+      </w:r>
+      <w:r>
+        <w:rPr>
+          <w:rStyle w:val="VerbatimChar"/>
+        </w:rPr>
+        <w:t xml:space="preserve">data/</w:t>
+      </w:r>
+      <w:r>
+        <w:t xml:space="preserve">, and — like</w:t>
+      </w:r>
+      <w:r>
+        <w:t xml:space="preserve"> </w:t>
+      </w:r>
+      <w:r>
+        <w:rPr>
+          <w:rStyle w:val="VerbatimChar"/>
+        </w:rPr>
+        <w:t xml:space="preserve">pine_needles.csv</w:t>
+      </w:r>
+      <w:r>
+        <w:t xml:space="preserve"> </w:t>
+      </w:r>
+      <w:r>
+        <w:t xml:space="preserve">— treat them as raw data from this point on: read them, never hand-edit them again. Corrections happen in R, where every change is a line of code you can see and undo.</w:t>
+      </w:r>
+    </w:p>
+    <w:p>
+      <w:pPr>
+        <w:pStyle w:val="FirstParagraph"/>
+      </w:pPr>
+      <w:r>
+        <w:t xml:space="preserve">✏️</w:t>
+      </w:r>
+      <w:r>
+        <w:t xml:space="preserve"> </w:t>
+      </w:r>
+      <w:r>
+        <w:rPr>
+          <w:b/>
+          <w:bCs/>
+        </w:rPr>
+        <w:t xml:space="preserve">Your turn:</w:t>
+      </w:r>
+      <w:r>
+        <w:t xml:space="preserve"> </w:t>
+      </w:r>
+      <w:r>
+        <w:t xml:space="preserve">What are the two file names you just saved, and are they both sitting in</w:t>
+      </w:r>
+      <w:r>
+        <w:t xml:space="preserve"> </w:t>
+      </w:r>
+      <w:r>
+        <w:rPr>
+          <w:rStyle w:val="VerbatimChar"/>
+        </w:rPr>
+        <w:t xml:space="preserve">pine_project/data/</w:t>
+      </w:r>
+      <w:r>
+        <w:t xml:space="preserve">?</w:t>
+      </w:r>
+      <w:r>
+        <w:t xml:space="preserve"> </w:t>
+      </w:r>
+      <w:r>
+        <w:rPr>
+          <w:rStyle w:val="VerbatimChar"/>
+        </w:rPr>
+        <w:t xml:space="preserve">________________________</w:t>
+      </w:r>
+    </w:p>
+    <w:p>
+      <w:r>
+        <w:pict>
+          <v:rect style="width:0;height:1.5pt" o:hralign="center" o:hrstd="t" o:hr="t"/>
+        </w:pict>
+      </w:r>
+    </w:p>
+    <w:bookmarkEnd w:id="26"/>
+    <w:bookmarkEnd w:id="27"/>
+    <w:bookmarkStart w:id="28" w:name="part-4-orient-yourself-in-positron"/>
+    <w:p>
+      <w:pPr>
+        <w:pStyle w:val="Heading1"/>
+      </w:pPr>
+      <w:r>
+        <w:t xml:space="preserve">Part 4 · Orient yourself in Positron</w:t>
       </w:r>
     </w:p>
     <w:p>
@@ -961,14 +2377,14 @@
         </w:pict>
       </w:r>
     </w:p>
-    <w:bookmarkEnd w:id="17"/>
-    <w:bookmarkStart w:id="21" w:name="Xb624d07fe7e8d5fc386d5fb6022cf49519a0381"/>
+    <w:bookmarkEnd w:id="28"/>
+    <w:bookmarkStart w:id="31" w:name="X1563e2f34802f34eb6beac4d84528fd0fb900da"/>
     <w:p>
       <w:pPr>
         <w:pStyle w:val="Heading1"/>
       </w:pPr>
       <w:r>
-        <w:t xml:space="preserve">Part 4 · R as a calculator, and storing values</w:t>
+        <w:t xml:space="preserve">Part 5 · R as a calculator, and storing values</w:t>
       </w:r>
     </w:p>
     <w:p>
@@ -1512,18 +2928,18 @@
                 <wp:inline>
                   <wp:extent cx="152400" cy="152400"/>
                   <wp:effectExtent b="0" l="0" r="0" t="0"/>
-                  <wp:docPr descr="" title="" id="19" name="Picture"/>
+                  <wp:docPr descr="" title="" id="29" name="Picture"/>
                   <a:graphic>
                     <a:graphicData uri="http://schemas.openxmlformats.org/drawingml/2006/picture">
                       <pic:pic>
                         <pic:nvPicPr>
-                          <pic:cNvPr descr="/Applications/Positron.app/Contents/Resources/app/quarto/share/formats/docx/tip.png" id="20" name="Picture"/>
+                          <pic:cNvPr descr="/Applications/Positron.app/Contents/Resources/app/quarto/share/formats/docx/tip.png" id="30" name="Picture"/>
                           <pic:cNvPicPr>
                             <a:picLocks noChangeArrowheads="1" noChangeAspect="1"/>
                           </pic:cNvPicPr>
                         </pic:nvPicPr>
                         <pic:blipFill>
-                          <a:blip r:embed="rId18"/>
+                          <a:blip r:embed="rId22"/>
                           <a:stretch>
                             <a:fillRect/>
                           </a:stretch>
@@ -1634,14 +3050,14 @@
         </w:pict>
       </w:r>
     </w:p>
-    <w:bookmarkEnd w:id="21"/>
-    <w:bookmarkStart w:id="22" w:name="part-5-naming-things-well"/>
+    <w:bookmarkEnd w:id="31"/>
+    <w:bookmarkStart w:id="32" w:name="part-6-naming-things-well"/>
     <w:p>
       <w:pPr>
         <w:pStyle w:val="Heading1"/>
       </w:pPr>
       <w:r>
-        <w:t xml:space="preserve">Part 5 · Naming things well</w:t>
+        <w:t xml:space="preserve">Part 6 · Naming things well</w:t>
       </w:r>
     </w:p>
     <w:p>
@@ -1803,14 +3219,14 @@
         </w:pict>
       </w:r>
     </w:p>
-    <w:bookmarkEnd w:id="22"/>
-    <w:bookmarkStart w:id="23" w:name="part-6-comments"/>
+    <w:bookmarkEnd w:id="32"/>
+    <w:bookmarkStart w:id="33" w:name="part-7-comments"/>
     <w:p>
       <w:pPr>
         <w:pStyle w:val="Heading1"/>
       </w:pPr>
       <w:r>
-        <w:t xml:space="preserve">Part 6 · Comments</w:t>
+        <w:t xml:space="preserve">Part 7 · Comments</w:t>
       </w:r>
     </w:p>
     <w:p>
@@ -2011,14 +3427,14 @@
         </w:pict>
       </w:r>
     </w:p>
-    <w:bookmarkEnd w:id="23"/>
-    <w:bookmarkStart w:id="24" w:name="part-7-functions-and-arguments"/>
+    <w:bookmarkEnd w:id="33"/>
+    <w:bookmarkStart w:id="34" w:name="part-8-functions-and-arguments"/>
     <w:p>
       <w:pPr>
         <w:pStyle w:val="Heading1"/>
       </w:pPr>
       <w:r>
-        <w:t xml:space="preserve">Part 7 · Functions and arguments</w:t>
+        <w:t xml:space="preserve">Part 8 · Functions and arguments</w:t>
       </w:r>
     </w:p>
     <w:p>
@@ -2359,14 +3775,14 @@
         </w:pict>
       </w:r>
     </w:p>
-    <w:bookmarkEnd w:id="24"/>
-    <w:bookmarkStart w:id="27" w:name="part-8-vectors-and-data-types"/>
+    <w:bookmarkEnd w:id="34"/>
+    <w:bookmarkStart w:id="37" w:name="part-9-vectors-and-data-types"/>
     <w:p>
       <w:pPr>
         <w:pStyle w:val="Heading1"/>
       </w:pPr>
       <w:r>
-        <w:t xml:space="preserve">Part 8 · Vectors and data types</w:t>
+        <w:t xml:space="preserve">Part 9 · Vectors and data types</w:t>
       </w:r>
     </w:p>
     <w:p>
@@ -2823,18 +4239,18 @@
                 <wp:inline>
                   <wp:extent cx="152400" cy="152400"/>
                   <wp:effectExtent b="0" l="0" r="0" t="0"/>
-                  <wp:docPr descr="" title="" id="25" name="Picture"/>
+                  <wp:docPr descr="" title="" id="35" name="Picture"/>
                   <a:graphic>
                     <a:graphicData uri="http://schemas.openxmlformats.org/drawingml/2006/picture">
                       <pic:pic>
                         <pic:nvPicPr>
-                          <pic:cNvPr descr="/Applications/Positron.app/Contents/Resources/app/quarto/share/formats/docx/tip.png" id="26" name="Picture"/>
+                          <pic:cNvPr descr="/Applications/Positron.app/Contents/Resources/app/quarto/share/formats/docx/tip.png" id="36" name="Picture"/>
                           <pic:cNvPicPr>
                             <a:picLocks noChangeArrowheads="1" noChangeAspect="1"/>
                           </pic:cNvPicPr>
                         </pic:nvPicPr>
                         <pic:blipFill>
-                          <a:blip r:embed="rId18"/>
+                          <a:blip r:embed="rId22"/>
                           <a:stretch>
                             <a:fillRect/>
                           </a:stretch>
@@ -2945,14 +4361,14 @@
         </w:pict>
       </w:r>
     </w:p>
-    <w:bookmarkEnd w:id="27"/>
-    <w:bookmarkStart w:id="28" w:name="part-9-packages-and-libraries"/>
+    <w:bookmarkEnd w:id="37"/>
+    <w:bookmarkStart w:id="38" w:name="part-10-packages-and-libraries"/>
     <w:p>
       <w:pPr>
         <w:pStyle w:val="Heading1"/>
       </w:pPr>
       <w:r>
-        <w:t xml:space="preserve">Part 9 · Packages and libraries</w:t>
+        <w:t xml:space="preserve">Part 10 · Packages and libraries</w:t>
       </w:r>
     </w:p>
     <w:p>
@@ -3107,17 +4523,17 @@
         </w:pict>
       </w:r>
     </w:p>
-    <w:bookmarkEnd w:id="28"/>
-    <w:bookmarkStart w:id="31" w:name="part-10-load-the-pine-needle-data"/>
+    <w:bookmarkEnd w:id="38"/>
+    <w:bookmarkStart w:id="41" w:name="part-11-load-the-pine-needle-data"/>
     <w:p>
       <w:pPr>
         <w:pStyle w:val="Heading1"/>
       </w:pPr>
       <w:r>
-        <w:t xml:space="preserve">Part 10 · Load the pine needle data</w:t>
-      </w:r>
-    </w:p>
-    <w:bookmarkStart w:id="29" w:name="create-your-script"/>
+        <w:t xml:space="preserve">Part 11 · Load the pine needle data</w:t>
+      </w:r>
+    </w:p>
+    <w:bookmarkStart w:id="39" w:name="create-your-script"/>
     <w:p>
       <w:pPr>
         <w:pStyle w:val="Heading3"/>
@@ -3293,8 +4709,8 @@
         <w:t xml:space="preserve">to your project folder — it works on anyone’s computer, not just yours.</w:t>
       </w:r>
     </w:p>
-    <w:bookmarkEnd w:id="29"/>
-    <w:bookmarkStart w:id="30" w:name="always-look-before-you-trust-it"/>
+    <w:bookmarkEnd w:id="39"/>
+    <w:bookmarkStart w:id="40" w:name="always-look-before-you-trust-it"/>
     <w:p>
       <w:pPr>
         <w:pStyle w:val="Heading3"/>
@@ -3442,7 +4858,7 @@
         <w:rPr>
           <w:rStyle w:val="VerbatimChar"/>
         </w:rPr>
-        <w:t xml:space="preserve">Type of n_s:        Values in wind:</w:t>
+        <w:t xml:space="preserve">Type of n_s:        Values in sun:</w:t>
       </w:r>
     </w:p>
     <w:p>
@@ -3490,10 +4906,10 @@
         <w:rPr>
           <w:rStyle w:val="VerbatimChar"/>
         </w:rPr>
-        <w:t xml:space="preserve">wind</w:t>
-      </w:r>
-      <w:r>
-        <w:t xml:space="preserve">. Do they ever disagree (n paired with wind, or s paired with lee)? Why might a dataset include two columns that encode the same grouping?</w:t>
+        <w:t xml:space="preserve">sun</w:t>
+      </w:r>
+      <w:r>
+        <w:t xml:space="preserve">. Do they ever disagree (n paired with sunny, or s paired with shady)? Why might a dataset include two columns that encode the same grouping?</w:t>
       </w:r>
       <w:r>
         <w:t xml:space="preserve"> </w:t>
@@ -3512,15 +4928,15 @@
         </w:pict>
       </w:r>
     </w:p>
-    <w:bookmarkEnd w:id="30"/>
-    <w:bookmarkEnd w:id="31"/>
-    <w:bookmarkStart w:id="35" w:name="part-11-your-first-plot"/>
+    <w:bookmarkEnd w:id="40"/>
+    <w:bookmarkEnd w:id="41"/>
+    <w:bookmarkStart w:id="45" w:name="part-12-your-first-plot"/>
     <w:p>
       <w:pPr>
         <w:pStyle w:val="Heading1"/>
       </w:pPr>
       <w:r>
-        <w:t xml:space="preserve">Part 11 · Your first plot</w:t>
+        <w:t xml:space="preserve">Part 12 · Your first plot</w:t>
       </w:r>
     </w:p>
     <w:p>
@@ -3653,7 +5069,7 @@
         <w:rPr>
           <w:rStyle w:val="NormalTok"/>
         </w:rPr>
-        <w:t xml:space="preserve"> wind, </w:t>
+        <w:t xml:space="preserve"> n_s, </w:t>
       </w:r>
       <w:r>
         <w:rPr>
@@ -3750,7 +5166,7 @@
         <w:t xml:space="preserve">of a line, never the start.</w:t>
       </w:r>
     </w:p>
-    <w:bookmarkStart w:id="34" w:name="improve-it-one-layer-at-a-time"/>
+    <w:bookmarkStart w:id="44" w:name="improve-it-one-layer-at-a-time"/>
     <w:p>
       <w:pPr>
         <w:pStyle w:val="Heading3"/>
@@ -3809,7 +5225,7 @@
         <w:rPr>
           <w:rStyle w:val="NormalTok"/>
         </w:rPr>
-        <w:t xml:space="preserve"> wind, </w:t>
+        <w:t xml:space="preserve"> sun, </w:t>
       </w:r>
       <w:r>
         <w:rPr>
@@ -3992,7 +5408,7 @@
         <w:rPr>
           <w:rStyle w:val="StringTok"/>
         </w:rPr>
-        <w:t xml:space="preserve">"Side of tree"</w:t>
+        <w:t xml:space="preserve">"Sun exposure"</w:t>
       </w:r>
       <w:r>
         <w:rPr>
@@ -4058,7 +5474,7 @@
         <w:rPr>
           <w:rStyle w:val="StringTok"/>
         </w:rPr>
-        <w:t xml:space="preserve">"Needle length by wind exposure"</w:t>
+        <w:t xml:space="preserve">"Needle length by sun exposure"</w:t>
       </w:r>
       <w:r>
         <w:rPr>
@@ -4112,7 +5528,7 @@
         <w:rPr>
           <w:rStyle w:val="VerbatimChar"/>
         </w:rPr>
-        <w:t xml:space="preserve">wind</w:t>
+        <w:t xml:space="preserve">sun</w:t>
       </w:r>
       <w:r>
         <w:t xml:space="preserve"> </w:t>
@@ -4190,18 +5606,18 @@
                 <wp:inline>
                   <wp:extent cx="152400" cy="152400"/>
                   <wp:effectExtent b="0" l="0" r="0" t="0"/>
-                  <wp:docPr descr="" title="" id="32" name="Picture"/>
+                  <wp:docPr descr="" title="" id="42" name="Picture"/>
                   <a:graphic>
                     <a:graphicData uri="http://schemas.openxmlformats.org/drawingml/2006/picture">
                       <pic:pic>
                         <pic:nvPicPr>
-                          <pic:cNvPr descr="/Applications/Positron.app/Contents/Resources/app/quarto/share/formats/docx/tip.png" id="33" name="Picture"/>
+                          <pic:cNvPr descr="/Applications/Positron.app/Contents/Resources/app/quarto/share/formats/docx/tip.png" id="43" name="Picture"/>
                           <pic:cNvPicPr>
                             <a:picLocks noChangeArrowheads="1" noChangeAspect="1"/>
                           </pic:cNvPicPr>
                         </pic:nvPicPr>
                         <pic:blipFill>
-                          <a:blip r:embed="rId18"/>
+                          <a:blip r:embed="rId22"/>
                           <a:stretch>
                             <a:fillRect/>
                           </a:stretch>
@@ -4339,15 +5755,15 @@
         </w:pict>
       </w:r>
     </w:p>
-    <w:bookmarkEnd w:id="34"/>
-    <w:bookmarkEnd w:id="35"/>
-    <w:bookmarkStart w:id="36" w:name="part-12-save-your-plot"/>
+    <w:bookmarkEnd w:id="44"/>
+    <w:bookmarkEnd w:id="45"/>
+    <w:bookmarkStart w:id="46" w:name="part-13-save-your-plot"/>
     <w:p>
       <w:pPr>
         <w:pStyle w:val="Heading1"/>
       </w:pPr>
       <w:r>
-        <w:t xml:space="preserve">Part 12 · Save your plot</w:t>
+        <w:t xml:space="preserve">Part 13 · Save your plot</w:t>
       </w:r>
     </w:p>
     <w:p>
@@ -4418,7 +5834,7 @@
         <w:rPr>
           <w:rStyle w:val="NormalTok"/>
         </w:rPr>
-        <w:t xml:space="preserve"> wind, </w:t>
+        <w:t xml:space="preserve"> sun, </w:t>
       </w:r>
       <w:r>
         <w:rPr>
@@ -4601,7 +6017,7 @@
         <w:rPr>
           <w:rStyle w:val="StringTok"/>
         </w:rPr>
-        <w:t xml:space="preserve">"Side of tree"</w:t>
+        <w:t xml:space="preserve">"Sun exposure"</w:t>
       </w:r>
       <w:r>
         <w:rPr>
@@ -4917,14 +6333,14 @@
         </w:pict>
       </w:r>
     </w:p>
-    <w:bookmarkEnd w:id="36"/>
-    <w:bookmarkStart w:id="40" w:name="part-13-review-and-checkpoint"/>
+    <w:bookmarkEnd w:id="46"/>
+    <w:bookmarkStart w:id="50" w:name="part-14-review-and-checkpoint"/>
     <w:p>
       <w:pPr>
         <w:pStyle w:val="Heading1"/>
       </w:pPr>
       <w:r>
-        <w:t xml:space="preserve">Part 13 · Review and checkpoint</w:t>
+        <w:t xml:space="preserve">Part 14 · Review and checkpoint</w:t>
       </w:r>
     </w:p>
     <w:p>
@@ -4933,63 +6349,6 @@
       </w:pPr>
       <w:r>
         <w:t xml:space="preserve">At this point you can:</w:t>
-      </w:r>
-    </w:p>
-    <w:p>
-      <w:pPr>
-        <w:pStyle w:val="Compact"/>
-        <w:numPr>
-          <w:ilvl w:val="0"/>
-          <w:numId w:val="1002"/>
-        </w:numPr>
-      </w:pPr>
-      <w:r>
-        <w:t xml:space="preserve">State a testable H₀ and Hₐ, and explain why one tree isn’t enough</w:t>
-      </w:r>
-    </w:p>
-    <w:p>
-      <w:pPr>
-        <w:pStyle w:val="Compact"/>
-        <w:numPr>
-          <w:ilvl w:val="0"/>
-          <w:numId w:val="1003"/>
-        </w:numPr>
-      </w:pPr>
-      <w:r>
-        <w:t xml:space="preserve">Build a project folder with</w:t>
-      </w:r>
-      <w:r>
-        <w:t xml:space="preserve"> </w:t>
-      </w:r>
-      <w:r>
-        <w:rPr>
-          <w:rStyle w:val="VerbatimChar"/>
-        </w:rPr>
-        <w:t xml:space="preserve">data/</w:t>
-      </w:r>
-      <w:r>
-        <w:t xml:space="preserve">,</w:t>
-      </w:r>
-      <w:r>
-        <w:t xml:space="preserve"> </w:t>
-      </w:r>
-      <w:r>
-        <w:rPr>
-          <w:rStyle w:val="VerbatimChar"/>
-        </w:rPr>
-        <w:t xml:space="preserve">scripts/</w:t>
-      </w:r>
-      <w:r>
-        <w:t xml:space="preserve">,</w:t>
-      </w:r>
-      <w:r>
-        <w:t xml:space="preserve"> </w:t>
-      </w:r>
-      <w:r>
-        <w:rPr>
-          <w:rStyle w:val="VerbatimChar"/>
-        </w:rPr>
-        <w:t xml:space="preserve">figures/</w:t>
       </w:r>
     </w:p>
     <w:p>
@@ -5001,16 +6360,7 @@
         </w:numPr>
       </w:pPr>
       <w:r>
-        <w:t xml:space="preserve">Use R as a calculator and store values with</w:t>
-      </w:r>
-      <w:r>
-        <w:t xml:space="preserve"> </w:t>
-      </w:r>
-      <w:r>
-        <w:rPr>
-          <w:rStyle w:val="VerbatimChar"/>
-        </w:rPr>
-        <w:t xml:space="preserve">&lt;-</w:t>
+        <w:t xml:space="preserve">State a testable H₀ and Hₐ, and explain why one tree isn’t enough</w:t>
       </w:r>
     </w:p>
     <w:p>
@@ -5022,22 +6372,40 @@
         </w:numPr>
       </w:pPr>
       <w:r>
-        <w:t xml:space="preserve">Write a script with</w:t>
-      </w:r>
-      <w:r>
-        <w:t xml:space="preserve"> </w:t>
-      </w:r>
-      <w:r>
-        <w:rPr>
-          <w:rStyle w:val="VerbatimChar"/>
-        </w:rPr>
-        <w:t xml:space="preserve">#</w:t>
-      </w:r>
-      <w:r>
-        <w:t xml:space="preserve"> </w:t>
-      </w:r>
-      <w:r>
-        <w:t xml:space="preserve">comments, save it, and re-run it</w:t>
+        <w:t xml:space="preserve">Build a project folder with</w:t>
+      </w:r>
+      <w:r>
+        <w:t xml:space="preserve"> </w:t>
+      </w:r>
+      <w:r>
+        <w:rPr>
+          <w:rStyle w:val="VerbatimChar"/>
+        </w:rPr>
+        <w:t xml:space="preserve">data/</w:t>
+      </w:r>
+      <w:r>
+        <w:t xml:space="preserve">,</w:t>
+      </w:r>
+      <w:r>
+        <w:t xml:space="preserve"> </w:t>
+      </w:r>
+      <w:r>
+        <w:rPr>
+          <w:rStyle w:val="VerbatimChar"/>
+        </w:rPr>
+        <w:t xml:space="preserve">scripts/</w:t>
+      </w:r>
+      <w:r>
+        <w:t xml:space="preserve">,</w:t>
+      </w:r>
+      <w:r>
+        <w:t xml:space="preserve"> </w:t>
+      </w:r>
+      <w:r>
+        <w:rPr>
+          <w:rStyle w:val="VerbatimChar"/>
+        </w:rPr>
+        <w:t xml:space="preserve">figures/</w:t>
       </w:r>
     </w:p>
     <w:p>
@@ -5049,22 +6417,16 @@
         </w:numPr>
       </w:pPr>
       <w:r>
-        <w:t xml:space="preserve">Call functions with arguments and use</w:t>
-      </w:r>
-      <w:r>
-        <w:t xml:space="preserve"> </w:t>
-      </w:r>
-      <w:r>
-        <w:rPr>
-          <w:rStyle w:val="VerbatimChar"/>
-        </w:rPr>
-        <w:t xml:space="preserve">?</w:t>
-      </w:r>
-      <w:r>
-        <w:t xml:space="preserve"> </w:t>
-      </w:r>
-      <w:r>
-        <w:t xml:space="preserve">for help</w:t>
+        <w:t xml:space="preserve">Use R as a calculator and store values with</w:t>
+      </w:r>
+      <w:r>
+        <w:t xml:space="preserve"> </w:t>
+      </w:r>
+      <w:r>
+        <w:rPr>
+          <w:rStyle w:val="VerbatimChar"/>
+        </w:rPr>
+        <w:t xml:space="preserve">&lt;-</w:t>
       </w:r>
     </w:p>
     <w:p>
@@ -5076,40 +6438,22 @@
         </w:numPr>
       </w:pPr>
       <w:r>
-        <w:t xml:space="preserve">Build a vector with</w:t>
-      </w:r>
-      <w:r>
-        <w:t xml:space="preserve"> </w:t>
-      </w:r>
-      <w:r>
-        <w:rPr>
-          <w:rStyle w:val="VerbatimChar"/>
-        </w:rPr>
-        <w:t xml:space="preserve">c()</w:t>
-      </w:r>
-      <w:r>
-        <w:t xml:space="preserve"> </w:t>
-      </w:r>
-      <w:r>
-        <w:t xml:space="preserve">and check its</w:t>
-      </w:r>
-      <w:r>
-        <w:t xml:space="preserve"> </w:t>
-      </w:r>
-      <w:r>
-        <w:rPr>
-          <w:rStyle w:val="VerbatimChar"/>
-        </w:rPr>
-        <w:t xml:space="preserve">length()</w:t>
-      </w:r>
-      <w:r>
-        <w:t xml:space="preserve">/</w:t>
-      </w:r>
-      <w:r>
-        <w:rPr>
-          <w:rStyle w:val="VerbatimChar"/>
-        </w:rPr>
-        <w:t xml:space="preserve">class()</w:t>
+        <w:t xml:space="preserve">Write a script with</w:t>
+      </w:r>
+      <w:r>
+        <w:t xml:space="preserve"> </w:t>
+      </w:r>
+      <w:r>
+        <w:rPr>
+          <w:rStyle w:val="VerbatimChar"/>
+        </w:rPr>
+        <w:t xml:space="preserve">#</w:t>
+      </w:r>
+      <w:r>
+        <w:t xml:space="preserve"> </w:t>
+      </w:r>
+      <w:r>
+        <w:t xml:space="preserve">comments, save it, and re-run it</w:t>
       </w:r>
     </w:p>
     <w:p>
@@ -5121,31 +6465,22 @@
         </w:numPr>
       </w:pPr>
       <w:r>
-        <w:t xml:space="preserve">Install and load a package with</w:t>
-      </w:r>
-      <w:r>
-        <w:t xml:space="preserve"> </w:t>
-      </w:r>
-      <w:r>
-        <w:rPr>
-          <w:rStyle w:val="VerbatimChar"/>
-        </w:rPr>
-        <w:t xml:space="preserve">install.packages()</w:t>
-      </w:r>
-      <w:r>
-        <w:t xml:space="preserve"> </w:t>
-      </w:r>
-      <w:r>
-        <w:t xml:space="preserve">/</w:t>
-      </w:r>
-      <w:r>
-        <w:t xml:space="preserve"> </w:t>
-      </w:r>
-      <w:r>
-        <w:rPr>
-          <w:rStyle w:val="VerbatimChar"/>
-        </w:rPr>
-        <w:t xml:space="preserve">library()</w:t>
+        <w:t xml:space="preserve">Call functions with arguments and use</w:t>
+      </w:r>
+      <w:r>
+        <w:t xml:space="preserve"> </w:t>
+      </w:r>
+      <w:r>
+        <w:rPr>
+          <w:rStyle w:val="VerbatimChar"/>
+        </w:rPr>
+        <w:t xml:space="preserve">?</w:t>
+      </w:r>
+      <w:r>
+        <w:t xml:space="preserve"> </w:t>
+      </w:r>
+      <w:r>
+        <w:t xml:space="preserve">for help</w:t>
       </w:r>
     </w:p>
     <w:p>
@@ -5157,55 +6492,40 @@
         </w:numPr>
       </w:pPr>
       <w:r>
-        <w:t xml:space="preserve">Load a CSV with</w:t>
-      </w:r>
-      <w:r>
-        <w:t xml:space="preserve"> </w:t>
-      </w:r>
-      <w:r>
-        <w:rPr>
-          <w:rStyle w:val="VerbatimChar"/>
-        </w:rPr>
-        <w:t xml:space="preserve">read_csv()</w:t>
-      </w:r>
-      <w:r>
-        <w:t xml:space="preserve"> </w:t>
-      </w:r>
-      <w:r>
-        <w:t xml:space="preserve">and inspect it with</w:t>
-      </w:r>
-      <w:r>
-        <w:t xml:space="preserve"> </w:t>
-      </w:r>
-      <w:r>
-        <w:rPr>
-          <w:rStyle w:val="VerbatimChar"/>
-        </w:rPr>
-        <w:t xml:space="preserve">glimpse()</w:t>
-      </w:r>
-      <w:r>
-        <w:t xml:space="preserve">,</w:t>
-      </w:r>
-      <w:r>
-        <w:t xml:space="preserve"> </w:t>
-      </w:r>
-      <w:r>
-        <w:rPr>
-          <w:rStyle w:val="VerbatimChar"/>
-        </w:rPr>
-        <w:t xml:space="preserve">head()</w:t>
-      </w:r>
-      <w:r>
-        <w:t xml:space="preserve">,</w:t>
-      </w:r>
-      <w:r>
-        <w:t xml:space="preserve"> </w:t>
-      </w:r>
-      <w:r>
-        <w:rPr>
-          <w:rStyle w:val="VerbatimChar"/>
-        </w:rPr>
-        <w:t xml:space="preserve">dim()</w:t>
+        <w:t xml:space="preserve">Build a vector with</w:t>
+      </w:r>
+      <w:r>
+        <w:t xml:space="preserve"> </w:t>
+      </w:r>
+      <w:r>
+        <w:rPr>
+          <w:rStyle w:val="VerbatimChar"/>
+        </w:rPr>
+        <w:t xml:space="preserve">c()</w:t>
+      </w:r>
+      <w:r>
+        <w:t xml:space="preserve"> </w:t>
+      </w:r>
+      <w:r>
+        <w:t xml:space="preserve">and check its</w:t>
+      </w:r>
+      <w:r>
+        <w:t xml:space="preserve"> </w:t>
+      </w:r>
+      <w:r>
+        <w:rPr>
+          <w:rStyle w:val="VerbatimChar"/>
+        </w:rPr>
+        <w:t xml:space="preserve">length()</w:t>
+      </w:r>
+      <w:r>
+        <w:t xml:space="preserve">/</w:t>
+      </w:r>
+      <w:r>
+        <w:rPr>
+          <w:rStyle w:val="VerbatimChar"/>
+        </w:rPr>
+        <w:t xml:space="preserve">class()</w:t>
       </w:r>
     </w:p>
     <w:p>
@@ -5214,6 +6534,102 @@
         <w:numPr>
           <w:ilvl w:val="0"/>
           <w:numId w:val="1010"/>
+        </w:numPr>
+      </w:pPr>
+      <w:r>
+        <w:t xml:space="preserve">Install and load a package with</w:t>
+      </w:r>
+      <w:r>
+        <w:t xml:space="preserve"> </w:t>
+      </w:r>
+      <w:r>
+        <w:rPr>
+          <w:rStyle w:val="VerbatimChar"/>
+        </w:rPr>
+        <w:t xml:space="preserve">install.packages()</w:t>
+      </w:r>
+      <w:r>
+        <w:t xml:space="preserve"> </w:t>
+      </w:r>
+      <w:r>
+        <w:t xml:space="preserve">/</w:t>
+      </w:r>
+      <w:r>
+        <w:t xml:space="preserve"> </w:t>
+      </w:r>
+      <w:r>
+        <w:rPr>
+          <w:rStyle w:val="VerbatimChar"/>
+        </w:rPr>
+        <w:t xml:space="preserve">library()</w:t>
+      </w:r>
+    </w:p>
+    <w:p>
+      <w:pPr>
+        <w:pStyle w:val="Compact"/>
+        <w:numPr>
+          <w:ilvl w:val="0"/>
+          <w:numId w:val="1011"/>
+        </w:numPr>
+      </w:pPr>
+      <w:r>
+        <w:t xml:space="preserve">Load a CSV with</w:t>
+      </w:r>
+      <w:r>
+        <w:t xml:space="preserve"> </w:t>
+      </w:r>
+      <w:r>
+        <w:rPr>
+          <w:rStyle w:val="VerbatimChar"/>
+        </w:rPr>
+        <w:t xml:space="preserve">read_csv()</w:t>
+      </w:r>
+      <w:r>
+        <w:t xml:space="preserve"> </w:t>
+      </w:r>
+      <w:r>
+        <w:t xml:space="preserve">and inspect it with</w:t>
+      </w:r>
+      <w:r>
+        <w:t xml:space="preserve"> </w:t>
+      </w:r>
+      <w:r>
+        <w:rPr>
+          <w:rStyle w:val="VerbatimChar"/>
+        </w:rPr>
+        <w:t xml:space="preserve">glimpse()</w:t>
+      </w:r>
+      <w:r>
+        <w:t xml:space="preserve">,</w:t>
+      </w:r>
+      <w:r>
+        <w:t xml:space="preserve"> </w:t>
+      </w:r>
+      <w:r>
+        <w:rPr>
+          <w:rStyle w:val="VerbatimChar"/>
+        </w:rPr>
+        <w:t xml:space="preserve">head()</w:t>
+      </w:r>
+      <w:r>
+        <w:t xml:space="preserve">,</w:t>
+      </w:r>
+      <w:r>
+        <w:t xml:space="preserve"> </w:t>
+      </w:r>
+      <w:r>
+        <w:rPr>
+          <w:rStyle w:val="VerbatimChar"/>
+        </w:rPr>
+        <w:t xml:space="preserve">dim()</w:t>
+      </w:r>
+    </w:p>
+    <w:p>
+      <w:pPr>
+        <w:pStyle w:val="Compact"/>
+        <w:numPr>
+          <w:ilvl w:val="0"/>
+          <w:numId w:val="1012"/>
         </w:numPr>
       </w:pPr>
       <w:r>
@@ -5333,18 +6749,18 @@
                 <wp:inline>
                   <wp:extent cx="152400" cy="152400"/>
                   <wp:effectExtent b="0" l="0" r="0" t="0"/>
-                  <wp:docPr descr="" title="" id="38" name="Picture"/>
+                  <wp:docPr descr="" title="" id="48" name="Picture"/>
                   <a:graphic>
                     <a:graphicData uri="http://schemas.openxmlformats.org/drawingml/2006/picture">
                       <pic:pic>
                         <pic:nvPicPr>
-                          <pic:cNvPr descr="/Applications/Positron.app/Contents/Resources/app/quarto/share/formats/docx/note.png" id="39" name="Picture"/>
+                          <pic:cNvPr descr="/Applications/Positron.app/Contents/Resources/app/quarto/share/formats/docx/note.png" id="49" name="Picture"/>
                           <pic:cNvPicPr>
                             <a:picLocks noChangeArrowheads="1" noChangeAspect="1"/>
                           </pic:cNvPicPr>
                         </pic:nvPicPr>
                         <pic:blipFill>
-                          <a:blip r:embed="rId37"/>
+                          <a:blip r:embed="rId47"/>
                           <a:stretch>
                             <a:fillRect/>
                           </a:stretch>
@@ -5421,7 +6837,7 @@
               <w:pStyle w:val="Compact"/>
               <w:numPr>
                 <w:ilvl w:val="0"/>
-                <w:numId w:val="1011"/>
+                <w:numId w:val="1013"/>
               </w:numPr>
             </w:pPr>
             <w:r>
@@ -5460,7 +6876,7 @@
               <w:pStyle w:val="Compact"/>
               <w:numPr>
                 <w:ilvl w:val="0"/>
-                <w:numId w:val="1011"/>
+                <w:numId w:val="1013"/>
               </w:numPr>
             </w:pPr>
             <w:r>
@@ -5478,14 +6894,14 @@
         </w:pict>
       </w:r>
     </w:p>
-    <w:bookmarkEnd w:id="40"/>
-    <w:bookmarkStart w:id="45" w:name="X1f076328da862cb25f8a993c81c40efe2ac3504"/>
+    <w:bookmarkEnd w:id="50"/>
+    <w:bookmarkStart w:id="55" w:name="X78579d1a359bdd8772e104d92e0e0610dcd281b"/>
     <w:p>
       <w:pPr>
         <w:pStyle w:val="Heading1"/>
       </w:pPr>
       <w:r>
-        <w:t xml:space="preserve">Part 14 · Going further — optional in class, or take-home if you’d like more practice</w:t>
+        <w:t xml:space="preserve">Part 15 · Going further — optional in class, or take-home if you’d like more practice</w:t>
       </w:r>
     </w:p>
     <w:p>
@@ -5511,7 +6927,7 @@
         <w:t xml:space="preserve">can do.</w:t>
       </w:r>
     </w:p>
-    <w:bookmarkStart w:id="41" w:name="histograms-split-by-group"/>
+    <w:bookmarkStart w:id="51" w:name="histograms-split-by-group"/>
     <w:p>
       <w:pPr>
         <w:pStyle w:val="Heading3"/>
@@ -5582,7 +6998,7 @@
         <w:rPr>
           <w:rStyle w:val="NormalTok"/>
         </w:rPr>
-        <w:t xml:space="preserve"> wind)) </w:t>
+        <w:t xml:space="preserve"> sun)) </w:t>
       </w:r>
       <w:r>
         <w:rPr>
@@ -5774,7 +7190,7 @@
         <w:rPr>
           <w:rStyle w:val="StringTok"/>
         </w:rPr>
-        <w:t xml:space="preserve">"Side"</w:t>
+        <w:t xml:space="preserve">"Sun exposure"</w:t>
       </w:r>
       <w:r>
         <w:rPr>
@@ -5816,8 +7232,8 @@
         <w:t xml:space="preserve">________________________</w:t>
       </w:r>
     </w:p>
-    <w:bookmarkEnd w:id="41"/>
-    <w:bookmarkStart w:id="42" w:name="facets-one-panel-per-group"/>
+    <w:bookmarkEnd w:id="51"/>
+    <w:bookmarkStart w:id="52" w:name="facets-one-panel-per-group"/>
     <w:p>
       <w:pPr>
         <w:pStyle w:val="Heading3"/>
@@ -6005,8 +7421,8 @@
         <w:t xml:space="preserve">group)</w:t>
       </w:r>
     </w:p>
-    <w:bookmarkEnd w:id="42"/>
-    <w:bookmarkStart w:id="43" w:name="violin-plots"/>
+    <w:bookmarkEnd w:id="52"/>
+    <w:bookmarkStart w:id="53" w:name="violin-plots"/>
     <w:p>
       <w:pPr>
         <w:pStyle w:val="Heading3"/>
@@ -6053,7 +7469,7 @@
         <w:rPr>
           <w:rStyle w:val="NormalTok"/>
         </w:rPr>
-        <w:t xml:space="preserve"> wind, </w:t>
+        <w:t xml:space="preserve"> sun, </w:t>
       </w:r>
       <w:r>
         <w:rPr>
@@ -6077,7 +7493,7 @@
         <w:rPr>
           <w:rStyle w:val="NormalTok"/>
         </w:rPr>
-        <w:t xml:space="preserve"> wind)) </w:t>
+        <w:t xml:space="preserve"> sun)) </w:t>
       </w:r>
       <w:r>
         <w:rPr>
@@ -6257,8 +7673,8 @@
         <w:t xml:space="preserve">)</w:t>
       </w:r>
     </w:p>
-    <w:bookmarkEnd w:id="43"/>
-    <w:bookmarkStart w:id="44" w:name="themes-change-the-look"/>
+    <w:bookmarkEnd w:id="53"/>
+    <w:bookmarkStart w:id="54" w:name="themes-change-the-look"/>
     <w:p>
       <w:pPr>
         <w:pStyle w:val="Heading3"/>
@@ -6398,9 +7814,9 @@
         </w:pict>
       </w:r>
     </w:p>
-    <w:bookmarkEnd w:id="44"/>
-    <w:bookmarkEnd w:id="45"/>
-    <w:bookmarkStart w:id="46" w:name="X970ef8e44a72b051900e5951f7952ab34f9e7c0"/>
+    <w:bookmarkEnd w:id="54"/>
+    <w:bookmarkEnd w:id="55"/>
+    <w:bookmarkStart w:id="56" w:name="X970ef8e44a72b051900e5951f7952ab34f9e7c0"/>
     <w:p>
       <w:pPr>
         <w:pStyle w:val="Heading1"/>
@@ -6471,7 +7887,7 @@
         <w:rPr>
           <w:rStyle w:val="VerbatimChar"/>
         </w:rPr>
-        <w:t xml:space="preserve">    └── needle_length.png              &lt;- Part 12</w:t>
+        <w:t xml:space="preserve">    └── needle_length.png              &lt;- Part 13</w:t>
       </w:r>
     </w:p>
     <w:p>
@@ -6687,8 +8103,8 @@
         </w:pict>
       </w:r>
     </w:p>
-    <w:bookmarkEnd w:id="46"/>
-    <w:bookmarkStart w:id="47" w:name="getting-unstuck"/>
+    <w:bookmarkEnd w:id="56"/>
+    <w:bookmarkStart w:id="57" w:name="getting-unstuck"/>
     <w:p>
       <w:pPr>
         <w:pStyle w:val="Heading1"/>
@@ -6710,7 +8126,7 @@
         <w:pStyle w:val="Compact"/>
         <w:numPr>
           <w:ilvl w:val="0"/>
-          <w:numId w:val="1012"/>
+          <w:numId w:val="1014"/>
         </w:numPr>
       </w:pPr>
       <w:r>
@@ -6732,7 +8148,7 @@
         <w:pStyle w:val="Compact"/>
         <w:numPr>
           <w:ilvl w:val="0"/>
-          <w:numId w:val="1012"/>
+          <w:numId w:val="1014"/>
         </w:numPr>
       </w:pPr>
       <w:r>
@@ -6812,7 +8228,7 @@
         <w:pStyle w:val="Compact"/>
         <w:numPr>
           <w:ilvl w:val="0"/>
-          <w:numId w:val="1012"/>
+          <w:numId w:val="1014"/>
         </w:numPr>
       </w:pPr>
       <w:r>
@@ -6833,7 +8249,7 @@
         <w:pStyle w:val="Compact"/>
         <w:numPr>
           <w:ilvl w:val="0"/>
-          <w:numId w:val="1012"/>
+          <w:numId w:val="1014"/>
         </w:numPr>
       </w:pPr>
       <w:r>
@@ -6881,7 +8297,7 @@
         </w:pict>
       </w:r>
     </w:p>
-    <w:bookmarkEnd w:id="47"/>
+    <w:bookmarkEnd w:id="57"/>
     <w:sectPr>
       <w:pgSz w:h="15840" w:w="12240"/>
       <w:pgMar w:bottom="1440" w:footer="720" w:gutter="0" w:header="720" w:left="1440" w:right="1440" w:top="1440"/>
@@ -7096,82 +8512,6 @@
       </w:rPr>
     </w:lvl>
   </w:abstractNum>
-  <w:abstractNum w:abstractNumId="992">
-    <w:nsid w:val="0000A992"/>
-    <w:multiLevelType w:val="multilevel"/>
-    <w:lvl w:ilvl="0">
-      <w:numFmt w:val="bullet"/>
-      <w:lvlText w:val="☐"/>
-      <w:lvlJc w:val="left"/>
-      <w:pPr>
-        <w:ind w:left="720" w:hanging="360"/>
-      </w:pPr>
-    </w:lvl>
-    <w:lvl w:ilvl="1">
-      <w:numFmt w:val="bullet"/>
-      <w:lvlText w:val="☐"/>
-      <w:lvlJc w:val="left"/>
-      <w:pPr>
-        <w:ind w:left="1440" w:hanging="360"/>
-      </w:pPr>
-    </w:lvl>
-    <w:lvl w:ilvl="2">
-      <w:numFmt w:val="bullet"/>
-      <w:lvlText w:val="☐"/>
-      <w:lvlJc w:val="left"/>
-      <w:pPr>
-        <w:ind w:left="2160" w:hanging="360"/>
-      </w:pPr>
-    </w:lvl>
-    <w:lvl w:ilvl="3">
-      <w:numFmt w:val="bullet"/>
-      <w:lvlText w:val="☐"/>
-      <w:lvlJc w:val="left"/>
-      <w:pPr>
-        <w:ind w:left="2880" w:hanging="360"/>
-      </w:pPr>
-    </w:lvl>
-    <w:lvl w:ilvl="4">
-      <w:numFmt w:val="bullet"/>
-      <w:lvlText w:val="☐"/>
-      <w:lvlJc w:val="left"/>
-      <w:pPr>
-        <w:ind w:left="3600" w:hanging="360"/>
-      </w:pPr>
-    </w:lvl>
-    <w:lvl w:ilvl="5">
-      <w:numFmt w:val="bullet"/>
-      <w:lvlText w:val="☐"/>
-      <w:lvlJc w:val="left"/>
-      <w:pPr>
-        <w:ind w:left="4320" w:hanging="360"/>
-      </w:pPr>
-    </w:lvl>
-    <w:lvl w:ilvl="6">
-      <w:numFmt w:val="bullet"/>
-      <w:lvlText w:val="☐"/>
-      <w:lvlJc w:val="left"/>
-      <w:pPr>
-        <w:ind w:left="5040" w:hanging="360"/>
-      </w:pPr>
-    </w:lvl>
-    <w:lvl w:ilvl="7">
-      <w:numFmt w:val="bullet"/>
-      <w:lvlText w:val="☐"/>
-      <w:lvlJc w:val="left"/>
-      <w:pPr>
-        <w:ind w:left="5760" w:hanging="360"/>
-      </w:pPr>
-    </w:lvl>
-    <w:lvl w:ilvl="8">
-      <w:numFmt w:val="bullet"/>
-      <w:lvlText w:val="☐"/>
-      <w:lvlJc w:val="left"/>
-      <w:pPr>
-        <w:ind w:left="6480" w:hanging="360"/>
-      </w:pPr>
-    </w:lvl>
-  </w:abstractNum>
   <w:abstractNum w:abstractNumId="99411">
     <w:nsid w:val="00A99411"/>
     <w:multiLevelType w:val="multilevel"/>
@@ -7251,6 +8591,82 @@
       <w:start w:val="1"/>
       <w:numFmt w:val="decimal"/>
       <w:lvlText w:val="%9."/>
+      <w:lvlJc w:val="left"/>
+      <w:pPr>
+        <w:ind w:left="6480" w:hanging="360"/>
+      </w:pPr>
+    </w:lvl>
+  </w:abstractNum>
+  <w:abstractNum w:abstractNumId="992">
+    <w:nsid w:val="0000A992"/>
+    <w:multiLevelType w:val="multilevel"/>
+    <w:lvl w:ilvl="0">
+      <w:numFmt w:val="bullet"/>
+      <w:lvlText w:val="☐"/>
+      <w:lvlJc w:val="left"/>
+      <w:pPr>
+        <w:ind w:left="720" w:hanging="360"/>
+      </w:pPr>
+    </w:lvl>
+    <w:lvl w:ilvl="1">
+      <w:numFmt w:val="bullet"/>
+      <w:lvlText w:val="☐"/>
+      <w:lvlJc w:val="left"/>
+      <w:pPr>
+        <w:ind w:left="1440" w:hanging="360"/>
+      </w:pPr>
+    </w:lvl>
+    <w:lvl w:ilvl="2">
+      <w:numFmt w:val="bullet"/>
+      <w:lvlText w:val="☐"/>
+      <w:lvlJc w:val="left"/>
+      <w:pPr>
+        <w:ind w:left="2160" w:hanging="360"/>
+      </w:pPr>
+    </w:lvl>
+    <w:lvl w:ilvl="3">
+      <w:numFmt w:val="bullet"/>
+      <w:lvlText w:val="☐"/>
+      <w:lvlJc w:val="left"/>
+      <w:pPr>
+        <w:ind w:left="2880" w:hanging="360"/>
+      </w:pPr>
+    </w:lvl>
+    <w:lvl w:ilvl="4">
+      <w:numFmt w:val="bullet"/>
+      <w:lvlText w:val="☐"/>
+      <w:lvlJc w:val="left"/>
+      <w:pPr>
+        <w:ind w:left="3600" w:hanging="360"/>
+      </w:pPr>
+    </w:lvl>
+    <w:lvl w:ilvl="5">
+      <w:numFmt w:val="bullet"/>
+      <w:lvlText w:val="☐"/>
+      <w:lvlJc w:val="left"/>
+      <w:pPr>
+        <w:ind w:left="4320" w:hanging="360"/>
+      </w:pPr>
+    </w:lvl>
+    <w:lvl w:ilvl="6">
+      <w:numFmt w:val="bullet"/>
+      <w:lvlText w:val="☐"/>
+      <w:lvlJc w:val="left"/>
+      <w:pPr>
+        <w:ind w:left="5040" w:hanging="360"/>
+      </w:pPr>
+    </w:lvl>
+    <w:lvl w:ilvl="7">
+      <w:numFmt w:val="bullet"/>
+      <w:lvlText w:val="☐"/>
+      <w:lvlJc w:val="left"/>
+      <w:pPr>
+        <w:ind w:left="5760" w:hanging="360"/>
+      </w:pPr>
+    </w:lvl>
+    <w:lvl w:ilvl="8">
+      <w:numFmt w:val="bullet"/>
+      <w:lvlText w:val="☐"/>
       <w:lvlJc w:val="left"/>
       <w:pPr>
         <w:ind w:left="6480" w:hanging="360"/>
@@ -7264,33 +8680,9 @@
     <w:abstractNumId w:val="991"/>
   </w:num>
   <w:num w:numId="1002">
-    <w:abstractNumId w:val="992"/>
+    <w:abstractNumId w:val="991"/>
   </w:num>
   <w:num w:numId="1003">
-    <w:abstractNumId w:val="992"/>
-  </w:num>
-  <w:num w:numId="1004">
-    <w:abstractNumId w:val="992"/>
-  </w:num>
-  <w:num w:numId="1005">
-    <w:abstractNumId w:val="992"/>
-  </w:num>
-  <w:num w:numId="1006">
-    <w:abstractNumId w:val="992"/>
-  </w:num>
-  <w:num w:numId="1007">
-    <w:abstractNumId w:val="992"/>
-  </w:num>
-  <w:num w:numId="1008">
-    <w:abstractNumId w:val="992"/>
-  </w:num>
-  <w:num w:numId="1009">
-    <w:abstractNumId w:val="992"/>
-  </w:num>
-  <w:num w:numId="1010">
-    <w:abstractNumId w:val="992"/>
-  </w:num>
-  <w:num w:numId="1011">
     <w:abstractNumId w:val="99411"/>
     <w:lvlOverride w:ilvl="0">
       <w:startOverride w:val="1"/>
@@ -7320,7 +8712,64 @@
       <w:startOverride w:val="1"/>
     </w:lvlOverride>
   </w:num>
+  <w:num w:numId="1004">
+    <w:abstractNumId w:val="992"/>
+  </w:num>
+  <w:num w:numId="1005">
+    <w:abstractNumId w:val="992"/>
+  </w:num>
+  <w:num w:numId="1006">
+    <w:abstractNumId w:val="992"/>
+  </w:num>
+  <w:num w:numId="1007">
+    <w:abstractNumId w:val="992"/>
+  </w:num>
+  <w:num w:numId="1008">
+    <w:abstractNumId w:val="992"/>
+  </w:num>
+  <w:num w:numId="1009">
+    <w:abstractNumId w:val="992"/>
+  </w:num>
+  <w:num w:numId="1010">
+    <w:abstractNumId w:val="992"/>
+  </w:num>
+  <w:num w:numId="1011">
+    <w:abstractNumId w:val="992"/>
+  </w:num>
   <w:num w:numId="1012">
+    <w:abstractNumId w:val="992"/>
+  </w:num>
+  <w:num w:numId="1013">
+    <w:abstractNumId w:val="99411"/>
+    <w:lvlOverride w:ilvl="0">
+      <w:startOverride w:val="1"/>
+    </w:lvlOverride>
+    <w:lvlOverride w:ilvl="1">
+      <w:startOverride w:val="1"/>
+    </w:lvlOverride>
+    <w:lvlOverride w:ilvl="2">
+      <w:startOverride w:val="1"/>
+    </w:lvlOverride>
+    <w:lvlOverride w:ilvl="3">
+      <w:startOverride w:val="1"/>
+    </w:lvlOverride>
+    <w:lvlOverride w:ilvl="4">
+      <w:startOverride w:val="1"/>
+    </w:lvlOverride>
+    <w:lvlOverride w:ilvl="5">
+      <w:startOverride w:val="1"/>
+    </w:lvlOverride>
+    <w:lvlOverride w:ilvl="6">
+      <w:startOverride w:val="1"/>
+    </w:lvlOverride>
+    <w:lvlOverride w:ilvl="7">
+      <w:startOverride w:val="1"/>
+    </w:lvlOverride>
+    <w:lvlOverride w:ilvl="8">
+      <w:startOverride w:val="1"/>
+    </w:lvlOverride>
+  </w:num>
+  <w:num w:numId="1014">
     <w:abstractNumId w:val="99411"/>
     <w:lvlOverride w:ilvl="0">
       <w:startOverride w:val="1"/>

--- a/docs/content/getting_started/getting_started_activity.docx
+++ b/docs/content/getting_started/getting_started_activity.docx
@@ -7349,7 +7349,7 @@
         <w:rPr>
           <w:rStyle w:val="StringTok"/>
         </w:rPr>
-        <w:t xml:space="preserve">"steelblue"</w:t>
+        <w:t xml:space="preserve">"darkblue"</w:t>
       </w:r>
       <w:r>
         <w:rPr>

--- a/docs/content/getting_started/getting_started_activity.docx
+++ b/docs/content/getting_started/getting_started_activity.docx
@@ -282,6 +282,9 @@
         <w:br/>
       </w:r>
       <w:r>
+        <w:br/>
+      </w:r>
+      <w:r>
         <w:rPr>
           <w:rStyle w:val="VerbatimChar"/>
         </w:rPr>
@@ -353,6 +356,9 @@
         </w:rPr>
         <w:t xml:space="preserve">Why one tree isn't enough:</w:t>
       </w:r>
+      <w:r>
+        <w:br/>
+      </w:r>
     </w:p>
     <w:bookmarkEnd w:id="11"/>
     <w:bookmarkStart w:id="12" w:name="field-collection-plan"/>
@@ -392,6 +398,9 @@
         <w:br/>
       </w:r>
       <w:r>
+        <w:br/>
+      </w:r>
+      <w:r>
         <w:rPr>
           <w:rStyle w:val="VerbatimChar"/>
         </w:rPr>
@@ -407,10 +416,16 @@
         <w:br/>
       </w:r>
       <w:r>
+        <w:br/>
+      </w:r>
+      <w:r>
         <w:rPr>
           <w:rStyle w:val="VerbatimChar"/>
         </w:rPr>
         <w:t xml:space="preserve">Needles per side, per tree:</w:t>
+      </w:r>
+      <w:r>
+        <w:br/>
       </w:r>
       <w:r>
         <w:br/>
@@ -519,7 +534,7 @@
         <w:t xml:space="preserve">pine_project</w:t>
       </w:r>
       <w:r>
-        <w:t xml:space="preserve">. Inside it, create three sub-folders:</w:t>
+        <w:t xml:space="preserve">. Inside it, create four sub-folders:</w:t>
       </w:r>
     </w:p>
     <w:p>
@@ -557,7 +572,16 @@
         <w:rPr>
           <w:rStyle w:val="VerbatimChar"/>
         </w:rPr>
-        <w:t xml:space="preserve">└── figures/    ← plots you save go here</w:t>
+        <w:t xml:space="preserve">├── figures/    ← plots you save go here</w:t>
+      </w:r>
+      <w:r>
+        <w:br/>
+      </w:r>
+      <w:r>
+        <w:rPr>
+          <w:rStyle w:val="VerbatimChar"/>
+        </w:rPr>
+        <w:t xml:space="preserve">└── output/    ← place to save modified dataframes</w:t>
       </w:r>
     </w:p>
     <w:p>
@@ -657,14 +681,16 @@
       <w:r>
         <w:t xml:space="preserve">folder:</w:t>
       </w:r>
-      <w:r>
-        <w:t xml:space="preserve"> </w:t>
-      </w:r>
-      <w:r>
-        <w:rPr>
-          <w:rStyle w:val="VerbatimChar"/>
-        </w:rPr>
-        <w:t xml:space="preserve">________________________</w:t>
+    </w:p>
+    <w:p>
+      <w:pPr>
+        <w:pStyle w:val="BodyText"/>
+      </w:pPr>
+      <w:r>
+        <w:rPr>
+          <w:rStyle w:val="VerbatimChar"/>
+        </w:rPr>
+        <w:t xml:space="preserve">_________________________________________________________________________________________________________________________________________________________________</w:t>
       </w:r>
     </w:p>
     <w:p>
@@ -754,7 +780,7 @@
         <w:t xml:space="preserve"> </w:t>
       </w:r>
       <w:r>
-        <w:t xml:space="preserve">way (no spaces, no units hidden in the text):</w:t>
+        <w:t xml:space="preserve">way (no spaces, no units hidden in the text): what will they be?</w:t>
       </w:r>
     </w:p>
     <w:tbl>
@@ -764,8 +790,9 @@
         <w:tblLook w:firstRow="1" w:lastRow="0" w:firstColumn="0" w:lastColumn="0" w:noHBand="0" w:noVBand="0" w:val="0020"/>
       </w:tblPr>
       <w:tblGrid>
-        <w:gridCol w:w="3960"/>
-        <w:gridCol w:w="3960"/>
+        <w:gridCol w:w="2640"/>
+        <w:gridCol w:w="2640"/>
+        <w:gridCol w:w="2640"/>
       </w:tblGrid>
       <w:tr>
         <w:trPr>
@@ -789,6 +816,17 @@
               <w:pStyle w:val="Compact"/>
             </w:pPr>
             <w:r>
+              <w:t xml:space="preserve">units?</w:t>
+            </w:r>
+          </w:p>
+        </w:tc>
+        <w:tc>
+          <w:tcPr/>
+          <w:p>
+            <w:pPr>
+              <w:pStyle w:val="Compact"/>
+            </w:pPr>
+            <w:r>
               <w:t xml:space="preserve">What goes in it</w:t>
             </w:r>
           </w:p>
@@ -801,12 +839,6 @@
             <w:pPr>
               <w:pStyle w:val="Compact"/>
             </w:pPr>
-            <w:r>
-              <w:rPr>
-                <w:rStyle w:val="VerbatimChar"/>
-              </w:rPr>
-              <w:t xml:space="preserve">date</w:t>
-            </w:r>
           </w:p>
         </w:tc>
         <w:tc>
@@ -815,9 +847,14 @@
             <w:pPr>
               <w:pStyle w:val="Compact"/>
             </w:pPr>
-            <w:r>
-              <w:t xml:space="preserve">the date you collected, one format for everyone</w:t>
-            </w:r>
+          </w:p>
+        </w:tc>
+        <w:tc>
+          <w:tcPr/>
+          <w:p>
+            <w:pPr>
+              <w:pStyle w:val="Compact"/>
+            </w:pPr>
           </w:p>
         </w:tc>
       </w:tr>
@@ -828,12 +865,6 @@
             <w:pPr>
               <w:pStyle w:val="Compact"/>
             </w:pPr>
-            <w:r>
-              <w:rPr>
-                <w:rStyle w:val="VerbatimChar"/>
-              </w:rPr>
-              <w:t xml:space="preserve">group</w:t>
-            </w:r>
           </w:p>
         </w:tc>
         <w:tc>
@@ -842,9 +873,14 @@
             <w:pPr>
               <w:pStyle w:val="Compact"/>
             </w:pPr>
-            <w:r>
-              <w:t xml:space="preserve">your field team’s name</w:t>
-            </w:r>
+          </w:p>
+        </w:tc>
+        <w:tc>
+          <w:tcPr/>
+          <w:p>
+            <w:pPr>
+              <w:pStyle w:val="Compact"/>
+            </w:pPr>
           </w:p>
         </w:tc>
       </w:tr>
@@ -855,12 +891,6 @@
             <w:pPr>
               <w:pStyle w:val="Compact"/>
             </w:pPr>
-            <w:r>
-              <w:rPr>
-                <w:rStyle w:val="VerbatimChar"/>
-              </w:rPr>
-              <w:t xml:space="preserve">n_s</w:t>
-            </w:r>
           </w:p>
         </w:tc>
         <w:tc>
@@ -869,33 +899,14 @@
             <w:pPr>
               <w:pStyle w:val="Compact"/>
             </w:pPr>
-            <w:r>
-              <w:rPr>
-                <w:rStyle w:val="VerbatimChar"/>
-              </w:rPr>
-              <w:t xml:space="preserve">n</w:t>
-            </w:r>
-            <w:r>
-              <w:t xml:space="preserve"> </w:t>
-            </w:r>
-            <w:r>
-              <w:t xml:space="preserve">or</w:t>
-            </w:r>
-            <w:r>
-              <w:t xml:space="preserve"> </w:t>
-            </w:r>
-            <w:r>
-              <w:rPr>
-                <w:rStyle w:val="VerbatimChar"/>
-              </w:rPr>
-              <w:t xml:space="preserve">s</w:t>
-            </w:r>
-            <w:r>
-              <w:t xml:space="preserve"> </w:t>
-            </w:r>
-            <w:r>
-              <w:t xml:space="preserve">— which compass side</w:t>
-            </w:r>
+          </w:p>
+        </w:tc>
+        <w:tc>
+          <w:tcPr/>
+          <w:p>
+            <w:pPr>
+              <w:pStyle w:val="Compact"/>
+            </w:pPr>
           </w:p>
         </w:tc>
       </w:tr>
@@ -906,12 +917,6 @@
             <w:pPr>
               <w:pStyle w:val="Compact"/>
             </w:pPr>
-            <w:r>
-              <w:rPr>
-                <w:rStyle w:val="VerbatimChar"/>
-              </w:rPr>
-              <w:t xml:space="preserve">sun</w:t>
-            </w:r>
           </w:p>
         </w:tc>
         <w:tc>
@@ -920,33 +925,14 @@
             <w:pPr>
               <w:pStyle w:val="Compact"/>
             </w:pPr>
-            <w:r>
-              <w:rPr>
-                <w:rStyle w:val="VerbatimChar"/>
-              </w:rPr>
-              <w:t xml:space="preserve">shady</w:t>
-            </w:r>
-            <w:r>
-              <w:t xml:space="preserve"> </w:t>
-            </w:r>
-            <w:r>
-              <w:t xml:space="preserve">or</w:t>
-            </w:r>
-            <w:r>
-              <w:t xml:space="preserve"> </w:t>
-            </w:r>
-            <w:r>
-              <w:rPr>
-                <w:rStyle w:val="VerbatimChar"/>
-              </w:rPr>
-              <w:t xml:space="preserve">sunny</w:t>
-            </w:r>
-            <w:r>
-              <w:t xml:space="preserve"> </w:t>
-            </w:r>
-            <w:r>
-              <w:t xml:space="preserve">— light exposure</w:t>
-            </w:r>
+          </w:p>
+        </w:tc>
+        <w:tc>
+          <w:tcPr/>
+          <w:p>
+            <w:pPr>
+              <w:pStyle w:val="Compact"/>
+            </w:pPr>
           </w:p>
         </w:tc>
       </w:tr>
@@ -957,12 +943,6 @@
             <w:pPr>
               <w:pStyle w:val="Compact"/>
             </w:pPr>
-            <w:r>
-              <w:rPr>
-                <w:rStyle w:val="VerbatimChar"/>
-              </w:rPr>
-              <w:t xml:space="preserve">tree_no</w:t>
-            </w:r>
           </w:p>
         </w:tc>
         <w:tc>
@@ -971,9 +951,14 @@
             <w:pPr>
               <w:pStyle w:val="Compact"/>
             </w:pPr>
-            <w:r>
-              <w:t xml:space="preserve">which tree, as a number</w:t>
-            </w:r>
+          </w:p>
+        </w:tc>
+        <w:tc>
+          <w:tcPr/>
+          <w:p>
+            <w:pPr>
+              <w:pStyle w:val="Compact"/>
+            </w:pPr>
           </w:p>
         </w:tc>
       </w:tr>
@@ -984,12 +969,6 @@
             <w:pPr>
               <w:pStyle w:val="Compact"/>
             </w:pPr>
-            <w:r>
-              <w:rPr>
-                <w:rStyle w:val="VerbatimChar"/>
-              </w:rPr>
-              <w:t xml:space="preserve">length_mm</w:t>
-            </w:r>
           </w:p>
         </w:tc>
         <w:tc>
@@ -998,9 +977,66 @@
             <w:pPr>
               <w:pStyle w:val="Compact"/>
             </w:pPr>
-            <w:r>
-              <w:t xml:space="preserve">the needle length, in millimeters, numbers only</w:t>
-            </w:r>
+          </w:p>
+        </w:tc>
+        <w:tc>
+          <w:tcPr/>
+          <w:p>
+            <w:pPr>
+              <w:pStyle w:val="Compact"/>
+            </w:pPr>
+          </w:p>
+        </w:tc>
+      </w:tr>
+      <w:tr>
+        <w:tc>
+          <w:tcPr/>
+          <w:p>
+            <w:pPr>
+              <w:pStyle w:val="Compact"/>
+            </w:pPr>
+          </w:p>
+        </w:tc>
+        <w:tc>
+          <w:tcPr/>
+          <w:p>
+            <w:pPr>
+              <w:pStyle w:val="Compact"/>
+            </w:pPr>
+          </w:p>
+        </w:tc>
+        <w:tc>
+          <w:tcPr/>
+          <w:p>
+            <w:pPr>
+              <w:pStyle w:val="Compact"/>
+            </w:pPr>
+          </w:p>
+        </w:tc>
+      </w:tr>
+      <w:tr>
+        <w:tc>
+          <w:tcPr/>
+          <w:p>
+            <w:pPr>
+              <w:pStyle w:val="Compact"/>
+            </w:pPr>
+          </w:p>
+        </w:tc>
+        <w:tc>
+          <w:tcPr/>
+          <w:p>
+            <w:pPr>
+              <w:pStyle w:val="Compact"/>
+            </w:pPr>
+          </w:p>
+        </w:tc>
+        <w:tc>
+          <w:tcPr/>
+          <w:p>
+            <w:pPr>
+              <w:pStyle w:val="Compact"/>
+            </w:pPr>
           </w:p>
         </w:tc>
       </w:tr>
@@ -1555,22 +1591,31 @@
         <w:rPr>
           <w:rStyle w:val="VerbatimChar"/>
         </w:rPr>
-        <w:t xml:space="preserve">___</w:t>
-      </w:r>
-      <w:r>
-        <w:t xml:space="preserve"> </w:t>
-      </w:r>
-      <w:r>
-        <w:t xml:space="preserve">needles per side, per tree, on</w:t>
-      </w:r>
-      <w:r>
-        <w:t xml:space="preserve"> </w:t>
-      </w:r>
-      <w:r>
-        <w:rPr>
-          <w:rStyle w:val="VerbatimChar"/>
-        </w:rPr>
-        <w:t xml:space="preserve">___</w:t>
+        <w:t xml:space="preserve">______________</w:t>
+      </w:r>
+      <w:r>
+        <w:t xml:space="preserve"> </w:t>
+      </w:r>
+      <w:r>
+        <w:t xml:space="preserve">needles per</w:t>
+      </w:r>
+      <w:r>
+        <w:br/>
+      </w:r>
+      <w:r>
+        <w:br/>
+      </w:r>
+      <w:r>
+        <w:t xml:space="preserve">side, per tree, on</w:t>
+      </w:r>
+      <w:r>
+        <w:t xml:space="preserve"> </w:t>
+      </w:r>
+      <w:r>
+        <w:rPr>
+          <w:rStyle w:val="VerbatimChar"/>
+        </w:rPr>
+        <w:t xml:space="preserve">_____________</w:t>
       </w:r>
       <w:r>
         <w:t xml:space="preserve"> </w:t>
@@ -2047,13 +2092,19 @@
         <w:t xml:space="preserve">?</w:t>
       </w:r>
       <w:r>
-        <w:t xml:space="preserve"> </w:t>
-      </w:r>
-      <w:r>
-        <w:rPr>
-          <w:rStyle w:val="VerbatimChar"/>
-        </w:rPr>
-        <w:t xml:space="preserve">________________________</w:t>
+        <w:br/>
+      </w:r>
+      <w:r>
+        <w:br/>
+      </w:r>
+      <w:r>
+        <w:br/>
+      </w:r>
+      <w:r>
+        <w:rPr>
+          <w:rStyle w:val="VerbatimChar"/>
+        </w:rPr>
+        <w:t xml:space="preserve">______________________________________________________________________________________</w:t>
       </w:r>
     </w:p>
     <w:p>
@@ -2367,7 +2418,7 @@
         <w:rPr>
           <w:rStyle w:val="VerbatimChar"/>
         </w:rPr>
-        <w:t xml:space="preserve">_____</w:t>
+        <w:t xml:space="preserve">_____________</w:t>
       </w:r>
     </w:p>
     <w:p>
@@ -2873,7 +2924,7 @@
         <w:rPr>
           <w:rStyle w:val="VerbatimChar"/>
         </w:rPr>
-        <w:t xml:space="preserve">_____</w:t>
+        <w:t xml:space="preserve">__________________</w:t>
       </w:r>
     </w:p>
     <w:p>
@@ -3754,7 +3805,7 @@
         <w:rPr>
           <w:rStyle w:val="VerbatimChar"/>
         </w:rPr>
-        <w:t xml:space="preserve">_____</w:t>
+        <w:t xml:space="preserve">_______________</w:t>
       </w:r>
     </w:p>
     <w:p>

--- a/docs/content/getting_started/getting_started_activity.docx
+++ b/docs/content/getting_started/getting_started_activity.docx
@@ -355,9 +355,6 @@
           <w:rStyle w:val="VerbatimChar"/>
         </w:rPr>
         <w:t xml:space="preserve">Why one tree isn't enough:</w:t>
-      </w:r>
-      <w:r>
-        <w:br/>
       </w:r>
     </w:p>
     <w:bookmarkEnd w:id="11"/>
@@ -1843,7 +1840,7 @@
               <w:t xml:space="preserve">R for Data Science</w:t>
             </w:r>
             <w:r>
-              <w:t xml:space="preserve">, in the root of this repo) that</w:t>
+              <w:t xml:space="preserve">) that</w:t>
             </w:r>
             <w:r>
               <w:t xml:space="preserve"> </w:t>
@@ -3869,7 +3866,10 @@
         <w:t xml:space="preserve">c()</w:t>
       </w:r>
       <w:r>
-        <w:t xml:space="preserve">. A spreadsheet column is really just a vector.</w:t>
+        <w:t xml:space="preserve"> </w:t>
+      </w:r>
+      <w:r>
+        <w:t xml:space="preserve">which is also called a concatenated list and we will see it more. A spreadsheet column is really just a vector.</w:t>
       </w:r>
     </w:p>
     <w:p>
